--- a/downloads/student/ai-2-week-12.docx
+++ b/downloads/student/ai-2-week-12.docx
@@ -2550,6 +2550,16 @@
     <w:p>
       <w:r>
         <w:t>These selected cases do not establish future rates or specify the real cost of each error.</w:t>
+      </w:r>
+    </w:p>
+    <w:p>
+      <w:r>
+        <w:t>Read the labelled picture: Why is 100% repair detection not sufficient to declare the changed classifier best?</w:t>
+      </w:r>
+    </w:p>
+    <w:p>
+      <w:r>
+        <w:t>Change one thing: A candidate instead marks every book repair needed. Predict the result before checking the explanation. What remains the same?</w:t>
       </w:r>
     </w:p>
     <w:p>
@@ -4595,6 +4605,187 @@
     <w:p>
       <w:r>
         <w:t>Attempt the independent case before hints. Record whether you worked alone, used a hint or followed a model. After feedback, fix the first unsupported step and explain why it changed. A later check uses a changed case, not a copied answer.</w:t>
+      </w:r>
+    </w:p>
+    <w:p>
+      <w:pPr>
+        <w:pStyle w:val="Heading1"/>
+      </w:pPr>
+      <w:r>
+        <w:t>15. Your lesson route</w:t>
+      </w:r>
+    </w:p>
+    <w:p>
+      <w:r>
+        <w:t>Start with this question: A fictional shelf classifier predicts repair needed or not needed.</w:t>
+      </w:r>
+    </w:p>
+    <w:tbl>
+      <w:tblPr>
+        <w:tblStyle w:val="LightShading-Accent1"/>
+        <w:tblW w:type="auto" w:w="0"/>
+        <w:tblLook w:firstColumn="1" w:firstRow="1" w:lastColumn="0" w:lastRow="0" w:noHBand="0" w:noVBand="1" w:val="04A0"/>
+      </w:tblPr>
+      <w:tblGrid>
+        <w:gridCol w:w="5112"/>
+        <w:gridCol w:w="5112"/>
+      </w:tblGrid>
+      <w:tr>
+        <w:trPr>
+          <w:tblHeader/>
+        </w:trPr>
+        <w:tc>
+          <w:tcPr>
+            <w:tcW w:type="dxa" w:w="5112"/>
+          </w:tcPr>
+          <w:p>
+            <w:r>
+              <w:t>By the end, I can</w:t>
+            </w:r>
+          </w:p>
+        </w:tc>
+        <w:tc>
+          <w:tcPr>
+            <w:tcW w:type="dxa" w:w="5112"/>
+          </w:tcPr>
+          <w:p>
+            <w:r>
+              <w:t>How I will show it</w:t>
+            </w:r>
+          </w:p>
+        </w:tc>
+      </w:tr>
+      <w:tr>
+        <w:tc>
+          <w:tcPr>
+            <w:tcW w:type="dxa" w:w="5112"/>
+          </w:tcPr>
+          <w:p>
+            <w:r>
+              <w:t>Explain why overall accuracy can hide failure on a less common class</w:t>
+            </w:r>
+          </w:p>
+        </w:tc>
+        <w:tc>
+          <w:tcPr>
+            <w:tcW w:type="dxa" w:w="5112"/>
+          </w:tcPr>
+          <w:p>
+            <w:r>
+              <w:t>Explain the deciding step, show a trace or test, and state one limit.</w:t>
+            </w:r>
+          </w:p>
+        </w:tc>
+      </w:tr>
+      <w:tr>
+        <w:tc>
+          <w:tcPr>
+            <w:tcW w:type="dxa" w:w="5112"/>
+          </w:tcPr>
+          <w:p>
+            <w:r>
+              <w:t>Compare a training-majority baseline with class-specific results</w:t>
+            </w:r>
+          </w:p>
+        </w:tc>
+        <w:tc>
+          <w:tcPr>
+            <w:tcW w:type="dxa" w:w="5112"/>
+          </w:tcPr>
+          <w:p>
+            <w:r>
+              <w:t>Explain the deciding step, show a trace or test, and state one limit.</w:t>
+            </w:r>
+          </w:p>
+        </w:tc>
+      </w:tr>
+      <w:tr>
+        <w:tc>
+          <w:tcPr>
+            <w:tcW w:type="dxa" w:w="5112"/>
+          </w:tcPr>
+          <w:p>
+            <w:r>
+              <w:t>Calculate an equal-class average and report its limits alongside the confusion matrix</w:t>
+            </w:r>
+          </w:p>
+        </w:tc>
+        <w:tc>
+          <w:tcPr>
+            <w:tcW w:type="dxa" w:w="5112"/>
+          </w:tcPr>
+          <w:p>
+            <w:r>
+              <w:t>Explain the deciding step, show a trace or test, and state one limit.</w:t>
+            </w:r>
+          </w:p>
+        </w:tc>
+      </w:tr>
+    </w:tbl>
+    <w:p>
+      <w:r>
+        <w:t>Remember → watch and explain → try with help → investigate → try independently → keep project evidence. Your teacher may spread this lesson across several classes.</w:t>
+      </w:r>
+    </w:p>
+    <w:p>
+      <w:r>
+        <w:t>Keep your first prediction. Compare it with what the evidence shows and explain any change.</w:t>
+      </w:r>
+    </w:p>
+    <w:p>
+      <w:pPr>
+        <w:pStyle w:val="Heading1"/>
+      </w:pPr>
+      <w:r>
+        <w:t>16. Finish and return</w:t>
+      </w:r>
+    </w:p>
+    <w:p>
+      <w:r>
+        <w:t>Close your notes. Explain this goal in your own words: Explain why overall accuracy can hide failure on a less common class</w:t>
+      </w:r>
+    </w:p>
+    <w:p>
+      <w:pPr>
+        <w:pStyle w:val="Heading3"/>
+      </w:pPr>
+      <w:r>
+        <w:t>My deciding step, evidence and one remaining question</w:t>
+      </w:r>
+    </w:p>
+    <w:p>
+      <w:r>
+        <w:t>________________________________________________________________</w:t>
+      </w:r>
+    </w:p>
+    <w:p>
+      <w:r>
+        <w:t>________________________________________________________________</w:t>
+      </w:r>
+    </w:p>
+    <w:p>
+      <w:r>
+        <w:t>________________________________________________________________</w:t>
+      </w:r>
+    </w:p>
+    <w:p>
+      <w:r>
+        <w:t>________________________________________________________________</w:t>
+      </w:r>
+    </w:p>
+    <w:p>
+      <w:r>
+        <w:t>________________________________________________________________</w:t>
+      </w:r>
+    </w:p>
+    <w:p>
+      <w:r>
+        <w:t>If you are unsure, return to the worked picture and explain one arrow. If you are ready, change an input or assumption and justify your prediction.</w:t>
+      </w:r>
+    </w:p>
+    <w:p>
+      <w:r>
+        <w:t>Save your workbook evidence. At the next review, try a different case before opening your old answer.</w:t>
       </w:r>
     </w:p>
     <w:sectPr>

--- a/downloads/student/ai-2-week-12.docx
+++ b/downloads/student/ai-2-week-12.docx
@@ -4786,6 +4786,220 @@
     <w:p>
       <w:r>
         <w:t>Save your workbook evidence. At the next review, try a different case before opening your old answer.</w:t>
+      </w:r>
+    </w:p>
+    <w:p>
+      <w:pPr>
+        <w:pStyle w:val="Heading1"/>
+      </w:pPr>
+      <w:r>
+        <w:t>17. Supported practice, repair and portfolio</w:t>
+      </w:r>
+    </w:p>
+    <w:p>
+      <w:r>
+        <w:t>Use this supported practice once, in the browser or on paper. Keep the reserved independent assessment for a separate first attempt before teacher feedback.</w:t>
+      </w:r>
+    </w:p>
+    <w:p>
+      <w:r>
+        <w:t>A fictional shelf classifier predicts repair needed or not needed.</w:t>
+      </w:r>
+    </w:p>
+    <w:p>
+      <w:pPr>
+        <w:pStyle w:val="Heading3"/>
+      </w:pPr>
+      <w:r>
+        <w:t>Practice 1: explain the deciding evidence</w:t>
+      </w:r>
+    </w:p>
+    <w:p>
+      <w:r>
+        <w:t>Which labelled step matches this detail? Candidate also raises two false alarms; discuss both missed repairs and extra checks.</w:t>
+      </w:r>
+    </w:p>
+    <w:p>
+      <w:r>
+        <w:t>1. Reference population</w:t>
+      </w:r>
+    </w:p>
+    <w:p>
+      <w:r>
+        <w:t>2. Compare costs</w:t>
+      </w:r>
+    </w:p>
+    <w:p>
+      <w:r>
+        <w:t>3. Candidate</w:t>
+      </w:r>
+    </w:p>
+    <w:p>
+      <w:r>
+        <w:t>4. Baseline</w:t>
+      </w:r>
+    </w:p>
+    <w:p>
+      <w:pPr>
+        <w:pStyle w:val="Heading3"/>
+      </w:pPr>
+      <w:r>
+        <w:t>My selected conclusion, deciding fact and explanation</w:t>
+      </w:r>
+    </w:p>
+    <w:p>
+      <w:r>
+        <w:t>________________________________________________________________</w:t>
+      </w:r>
+    </w:p>
+    <w:p>
+      <w:r>
+        <w:t>________________________________________________________________</w:t>
+      </w:r>
+    </w:p>
+    <w:p>
+      <w:r>
+        <w:t>________________________________________________________________</w:t>
+      </w:r>
+    </w:p>
+    <w:p>
+      <w:r>
+        <w:t>________________________________________________________________</w:t>
+      </w:r>
+    </w:p>
+    <w:p>
+      <w:r>
+        <w:t>________________________________________________________________</w:t>
+      </w:r>
+    </w:p>
+    <w:p>
+      <w:r>
+        <w:t>Hint if needed: Read the steps in the pictorial case. Match the supplied detail to the stage that performs or records it.</w:t>
+      </w:r>
+    </w:p>
+    <w:p>
+      <w:r>
+        <w:t>After your attempt, compare with the supported explanation: Compare costs Candidate also raises two false alarms; discuss both missed repairs and extra checks. A majority-class baseline can look accurate while missing every positive case. The candidate improves overall agreement and repair detection in this table, but false alarms still matter. Use the same cases, denominators and positive-class definition for both. Do not infer that a single metric identifies the best policy for every library.</w:t>
+      </w:r>
+    </w:p>
+    <w:p>
+      <w:pPr>
+        <w:pStyle w:val="Heading3"/>
+      </w:pPr>
+      <w:r>
+        <w:t>Practice 2: explain the deciding evidence</w:t>
+      </w:r>
+    </w:p>
+    <w:p>
+      <w:r>
+        <w:t>Changed-case practice: A candidate instead marks every book repair needed. Which conclusion is supported by the supplied facts?</w:t>
+      </w:r>
+    </w:p>
+    <w:p>
+      <w:r>
+        <w:t>1. We can decide the result without examining the changed input or the procedure.</w:t>
+      </w:r>
+    </w:p>
+    <w:p>
+      <w:r>
+        <w:t>2. This one example guarantees correct results for every future input.</w:t>
+      </w:r>
+    </w:p>
+    <w:p>
+      <w:r>
+        <w:t>3. Recall is 4/4=100%, but accuracy is only 4/20=20%.</w:t>
+      </w:r>
+    </w:p>
+    <w:p>
+      <w:pPr>
+        <w:pStyle w:val="Heading3"/>
+      </w:pPr>
+      <w:r>
+        <w:t>My selected conclusion, deciding fact and explanation</w:t>
+      </w:r>
+    </w:p>
+    <w:p>
+      <w:r>
+        <w:t>________________________________________________________________</w:t>
+      </w:r>
+    </w:p>
+    <w:p>
+      <w:r>
+        <w:t>________________________________________________________________</w:t>
+      </w:r>
+    </w:p>
+    <w:p>
+      <w:r>
+        <w:t>________________________________________________________________</w:t>
+      </w:r>
+    </w:p>
+    <w:p>
+      <w:r>
+        <w:t>________________________________________________________________</w:t>
+      </w:r>
+    </w:p>
+    <w:p>
+      <w:r>
+        <w:t>________________________________________________________________</w:t>
+      </w:r>
+    </w:p>
+    <w:p>
+      <w:r>
+        <w:t>Hint if needed: Use the changed condition and the deciding step in the pictorial trace. The answer must say what follows from those facts.</w:t>
+      </w:r>
+    </w:p>
+    <w:p>
+      <w:r>
+        <w:t>After your attempt, compare with the supported explanation: Recall is 4/4=100%, but accuracy is only 4/20=20%. All 16 not-needed books become false alarms.</w:t>
+      </w:r>
+    </w:p>
+    <w:p>
+      <w:pPr>
+        <w:pStyle w:val="Heading3"/>
+      </w:pPr>
+      <w:r>
+        <w:t>Repair a missing building block</w:t>
+      </w:r>
+    </w:p>
+    <w:p>
+      <w:r>
+        <w:t>Review Training and Testing (ai-2/11). Goal: Choose a split unit that matches the intended prediction claim. Short practice: How many distinct books are in each repaired role, and why report that as well as scan counts?. Return to this week and explain what you changed.</w:t>
+      </w:r>
+    </w:p>
+    <w:p>
+      <w:r>
+        <w:t>Review Features and Distractors (ai-2/9). Goal: Choose recorded properties that preserve distinctions needed for a stated task. Short practice: Does this one pair prove the classifier always ignores subject? Explain a narrower claim.. Return to this week and explain what you changed.</w:t>
+      </w:r>
+    </w:p>
+    <w:p>
+      <w:r>
+        <w:t>Review Debugging Strategies (ai-2/6). Goal: Design revealing tests for a function. Short practice: Which test most directly isolates the handling of loose books, and what should it produce?. Return to this week and explain what you changed.</w:t>
+      </w:r>
+    </w:p>
+    <w:p>
+      <w:pPr>
+        <w:pStyle w:val="Heading3"/>
+      </w:pPr>
+      <w:r>
+        <w:t>Predict, run and debug</w:t>
+      </w:r>
+    </w:p>
+    <w:p>
+      <w:r>
+        <w:t>The browser lab lets you edit the supported Python examples already included in this lesson. Predict first, run, inspect the actual output or error, change one input, then run again. Keep code, predictions, actual results and a reasoned revision together. On paper, label your result as a trace rather than an execution.</w:t>
+      </w:r>
+    </w:p>
+    <w:p>
+      <w:pPr>
+        <w:pStyle w:val="Heading3"/>
+      </w:pPr>
+      <w:r>
+        <w:t>Keep your completed work</w:t>
+      </w:r>
+    </w:p>
+    <w:p>
+      <w:r>
+        <w:t>Use Download completed work in the hosted lesson to export your answers, reflections, practice feedback and code-run evidence. Open the HTML copy to read or print it. Drafts stay in this browser when storage is available; clear drafts on a shared device.</w:t>
       </w:r>
     </w:p>
     <w:sectPr>

--- a/downloads/student/ai-2-week-12.docx
+++ b/downloads/student/ai-2-week-12.docx
@@ -42,6 +42,11 @@
       </w:r>
     </w:p>
     <w:p>
+      <w:r>
+        <w:t>Start with the target: Explain why overall accuracy can hide failure on a less common class. Try the recall before opening notes.</w:t>
+      </w:r>
+    </w:p>
+    <w:p>
       <w:pPr>
         <w:pStyle w:val="Heading3"/>
       </w:pPr>
@@ -50,17 +55,71 @@
       </w:r>
     </w:p>
     <w:p>
-      <w:r>
-        <w:t>I can explain why overall accuracy can hide failure on a less common class.</w:t>
-      </w:r>
-    </w:p>
-    <w:p>
-      <w:r>
-        <w:t>I can compare a training-majority baseline with class-specific results.</w:t>
-      </w:r>
-    </w:p>
-    <w:p>
-      <w:r>
+      <w:pPr>
+        <w:spacing w:line="336" w:lineRule="auto" w:after="180"/>
+      </w:pPr>
+      <w:r>
+        <w:rPr>
+          <w:b w:val="0"/>
+        </w:rPr>
+        <w:t xml:space="preserve">I can explain why overall </w:t>
+      </w:r>
+      <w:r>
+        <w:rPr>
+          <w:b/>
+        </w:rPr>
+        <w:t>accuracy</w:t>
+      </w:r>
+      <w:r>
+        <w:rPr>
+          <w:b w:val="0"/>
+        </w:rPr>
+        <w:t xml:space="preserve"> can hide failure on a less common class.</w:t>
+      </w:r>
+    </w:p>
+    <w:p>
+      <w:pPr>
+        <w:spacing w:line="336" w:lineRule="auto" w:after="180"/>
+      </w:pPr>
+      <w:r>
+        <w:rPr>
+          <w:b w:val="0"/>
+        </w:rPr>
+        <w:t xml:space="preserve">I can compare a </w:t>
+      </w:r>
+      <w:r>
+        <w:rPr>
+          <w:b/>
+        </w:rPr>
+        <w:t>training</w:t>
+      </w:r>
+      <w:r>
+        <w:rPr>
+          <w:b w:val="0"/>
+        </w:rPr>
+        <w:t>-</w:t>
+      </w:r>
+      <w:r>
+        <w:rPr>
+          <w:b/>
+        </w:rPr>
+        <w:t>majority baseline</w:t>
+      </w:r>
+      <w:r>
+        <w:rPr>
+          <w:b w:val="0"/>
+        </w:rPr>
+        <w:t xml:space="preserve"> with class-specific results.</w:t>
+      </w:r>
+    </w:p>
+    <w:p>
+      <w:pPr>
+        <w:spacing w:line="336" w:lineRule="auto" w:after="180"/>
+      </w:pPr>
+      <w:r>
+        <w:rPr>
+          <w:b w:val="0"/>
+        </w:rPr>
         <w:t>I can calculate an equal-class average and report its limits alongside the confusion matrix.</w:t>
       </w:r>
     </w:p>
@@ -73,38 +132,146 @@
       </w:r>
     </w:p>
     <w:p>
-      <w:r>
+      <w:pPr>
+        <w:spacing w:line="336" w:lineRule="auto" w:after="180"/>
+      </w:pPr>
+      <w:r>
+        <w:rPr>
+          <w:b w:val="0"/>
+        </w:rPr>
         <w:t>Close your notes first. A rough first answer helps us choose the right starting point; it is not a score for your ability.</w:t>
       </w:r>
     </w:p>
     <w:p>
-      <w:r>
-        <w:t>Without opening the old lesson, explain one key idea from Training and Testing. Give an example and a mistake that the idea helps you avoid.</w:t>
-      </w:r>
-    </w:p>
-    <w:p>
-      <w:r>
+      <w:pPr>
+        <w:spacing w:line="336" w:lineRule="auto" w:after="180"/>
+      </w:pPr>
+      <w:r>
+        <w:rPr>
+          <w:b w:val="0"/>
+        </w:rPr>
+        <w:t xml:space="preserve">Without opening the old lesson, explain one key idea from </w:t>
+      </w:r>
+      <w:r>
+        <w:rPr>
+          <w:b/>
+        </w:rPr>
+        <w:t>Training</w:t>
+      </w:r>
+      <w:r>
+        <w:rPr>
+          <w:b w:val="0"/>
+        </w:rPr>
+        <w:t xml:space="preserve"> and Testing. Give an example and a mistake that the idea helps you avoid.</w:t>
+      </w:r>
+    </w:p>
+    <w:p>
+      <w:pPr>
+        <w:spacing w:line="336" w:lineRule="auto" w:after="180"/>
+      </w:pPr>
+      <w:r>
+        <w:rPr>
+          <w:b w:val="0"/>
+        </w:rPr>
         <w:t>Without opening the old lesson, explain one key idea from Features and Distractors. Give an example and a mistake that the idea helps you avoid.</w:t>
       </w:r>
     </w:p>
     <w:p>
-      <w:r>
+      <w:pPr>
+        <w:spacing w:line="336" w:lineRule="auto" w:after="180"/>
+      </w:pPr>
+      <w:r>
+        <w:rPr>
+          <w:b w:val="0"/>
+        </w:rPr>
         <w:t>Without opening the old lesson, explain one key idea from Debugging Strategies. Give an example and a mistake that the idea helps you avoid.</w:t>
       </w:r>
     </w:p>
     <w:p>
-      <w:r>
-        <w:t>After trying, check the relevant lesson or ask your teacher. Change the part of your explanation that the evidence shows was wrong.</w:t>
-      </w:r>
-    </w:p>
-    <w:p>
-      <w:r>
-        <w:t>Week 12: Accuracy as a Fraction</w:t>
-      </w:r>
-    </w:p>
-    <w:p>
-      <w:r>
-        <w:t>Accuracy is correct predictions divided by all predictions.</w:t>
+      <w:pPr>
+        <w:spacing w:line="336" w:lineRule="auto" w:after="180"/>
+      </w:pPr>
+      <w:r>
+        <w:rPr>
+          <w:b w:val="0"/>
+        </w:rPr>
+        <w:t xml:space="preserve">After trying, check the relevant lesson or ask your teacher. Change the part of your explanation that the </w:t>
+      </w:r>
+      <w:r>
+        <w:rPr>
+          <w:b/>
+        </w:rPr>
+        <w:t>evidence</w:t>
+      </w:r>
+      <w:r>
+        <w:rPr>
+          <w:b w:val="0"/>
+        </w:rPr>
+        <w:t xml:space="preserve"> shows was wrong.</w:t>
+      </w:r>
+    </w:p>
+    <w:p>
+      <w:pPr>
+        <w:spacing w:line="336" w:lineRule="auto" w:after="180"/>
+      </w:pPr>
+      <w:r>
+        <w:rPr>
+          <w:b w:val="0"/>
+        </w:rPr>
+        <w:t xml:space="preserve">Week 12: </w:t>
+      </w:r>
+      <w:r>
+        <w:rPr>
+          <w:b/>
+        </w:rPr>
+        <w:t>Accuracy</w:t>
+      </w:r>
+      <w:r>
+        <w:rPr>
+          <w:b w:val="0"/>
+        </w:rPr>
+        <w:t xml:space="preserve"> as a Fraction</w:t>
+      </w:r>
+    </w:p>
+    <w:p>
+      <w:pPr>
+        <w:spacing w:line="336" w:lineRule="auto" w:after="180"/>
+      </w:pPr>
+      <w:r>
+        <w:rPr>
+          <w:b/>
+        </w:rPr>
+        <w:t>Accuracy</w:t>
+      </w:r>
+      <w:r>
+        <w:rPr>
+          <w:b w:val="0"/>
+        </w:rPr>
+        <w:t xml:space="preserve"> is correct </w:t>
+      </w:r>
+      <w:r>
+        <w:rPr>
+          <w:b/>
+        </w:rPr>
+        <w:t>prediction</w:t>
+      </w:r>
+      <w:r>
+        <w:rPr>
+          <w:b w:val="0"/>
+        </w:rPr>
+        <w:t xml:space="preserve">s divided by all </w:t>
+      </w:r>
+      <w:r>
+        <w:rPr>
+          <w:b/>
+        </w:rPr>
+        <w:t>prediction</w:t>
+      </w:r>
+      <w:r>
+        <w:rPr>
+          <w:b w:val="0"/>
+        </w:rPr>
+        <w:t>s.</w:t>
       </w:r>
     </w:p>
     <w:p>
@@ -144,17 +311,35 @@
       </w:r>
     </w:p>
     <w:p>
-      <w:r>
+      <w:pPr>
+        <w:spacing w:line="336" w:lineRule="auto" w:after="180"/>
+      </w:pPr>
+      <w:r>
+        <w:rPr>
+          <w:b/>
+        </w:rPr>
         <w:t>THINKER MISSION</w:t>
       </w:r>
     </w:p>
     <w:p>
-      <w:r>
+      <w:pPr>
+        <w:spacing w:line="336" w:lineRule="auto" w:after="180"/>
+      </w:pPr>
+      <w:r>
+        <w:rPr>
+          <w:b w:val="0"/>
+        </w:rPr>
         <w:t>Calculate and compare 7/10 and 18/20 models.</w:t>
       </w:r>
     </w:p>
     <w:p>
-      <w:r>
+      <w:pPr>
+        <w:spacing w:line="336" w:lineRule="auto" w:after="180"/>
+      </w:pPr>
+      <w:r>
+        <w:rPr>
+          <w:b w:val="0"/>
+        </w:rPr>
         <w:t>Thinker name and date:</w:t>
       </w:r>
     </w:p>
@@ -200,8 +385,27 @@
       </w:r>
     </w:p>
     <w:p>
-      <w:r>
-        <w:t>With reference rows and prediction columns ordered clear then blocked, where are false negatives when blocked is positive?</w:t>
+      <w:pPr>
+        <w:spacing w:line="336" w:lineRule="auto" w:after="180"/>
+        <w:shd w:fill="F5F1FB"/>
+      </w:pPr>
+      <w:r>
+        <w:rPr>
+          <w:b w:val="0"/>
+        </w:rPr>
+        <w:t xml:space="preserve">With reference rows and </w:t>
+      </w:r>
+      <w:r>
+        <w:rPr>
+          <w:b/>
+        </w:rPr>
+        <w:t>prediction</w:t>
+      </w:r>
+      <w:r>
+        <w:rPr>
+          <w:b w:val="0"/>
+        </w:rPr>
+        <w:t xml:space="preserve"> columns ordered clear then blocked, where are false negatives when blocked is positive?</w:t>
       </w:r>
     </w:p>
     <w:p>
@@ -213,7 +417,14 @@
       </w:r>
     </w:p>
     <w:p>
-      <w:r>
+      <w:pPr>
+        <w:spacing w:line="336" w:lineRule="auto" w:after="180"/>
+        <w:shd w:fill="F5F1FB"/>
+      </w:pPr>
+      <w:r>
+        <w:rPr>
+          <w:b w:val="0"/>
+        </w:rPr>
         <w:t>If 3 of 12 responses are Yes, what fraction are Yes?</w:t>
       </w:r>
     </w:p>
@@ -249,8 +460,26 @@
       </w:r>
     </w:p>
     <w:p>
-      <w:r>
-        <w:t>By the end, I can compare accuracy with class-specific performance in an imbalanced evaluation.</w:t>
+      <w:pPr>
+        <w:spacing w:line="336" w:lineRule="auto" w:after="180"/>
+      </w:pPr>
+      <w:r>
+        <w:rPr>
+          <w:b w:val="0"/>
+        </w:rPr>
+        <w:t xml:space="preserve">By the end, I can compare </w:t>
+      </w:r>
+      <w:r>
+        <w:rPr>
+          <w:b/>
+        </w:rPr>
+        <w:t>accuracy</w:t>
+      </w:r>
+      <w:r>
+        <w:rPr>
+          <w:b w:val="0"/>
+        </w:rPr>
+        <w:t xml:space="preserve"> with class-specific performance in an imbalanced evaluation.</w:t>
       </w:r>
     </w:p>
     <w:p>
@@ -263,17 +492,52 @@
     </w:p>
     <w:p>
       <w:r>
+        <w:t>Investigate the supplied Accuracy as a Fraction case. Separate observations, given facts and assumptions before choosing an explanation.</w:t>
+      </w:r>
+    </w:p>
+    <w:p>
+      <w:pPr>
+        <w:spacing w:line="336" w:lineRule="auto" w:after="180"/>
+      </w:pPr>
+      <w:r>
+        <w:rPr>
+          <w:b/>
+        </w:rPr>
         <w:t>PICTURE STORY</w:t>
       </w:r>
     </w:p>
     <w:p>
-      <w:r>
+      <w:pPr>
+        <w:spacing w:line="336" w:lineRule="auto" w:after="180"/>
+      </w:pPr>
+      <w:r>
+        <w:rPr>
+          <w:b w:val="0"/>
+        </w:rPr>
         <w:t>Notice → Predict → Explain</w:t>
       </w:r>
     </w:p>
     <w:p>
-      <w:r>
-        <w:t>Begin with visible evidence. Do not explain more than the picture and information support.</w:t>
+      <w:pPr>
+        <w:spacing w:line="336" w:lineRule="auto" w:after="180"/>
+      </w:pPr>
+      <w:r>
+        <w:rPr>
+          <w:b w:val="0"/>
+        </w:rPr>
+        <w:t xml:space="preserve">Begin with visible </w:t>
+      </w:r>
+      <w:r>
+        <w:rPr>
+          <w:b/>
+        </w:rPr>
+        <w:t>evidence</w:t>
+      </w:r>
+      <w:r>
+        <w:rPr>
+          <w:b w:val="0"/>
+        </w:rPr>
+        <w:t>. Do not explain more than the picture and information support.</w:t>
       </w:r>
     </w:p>
     <w:p>
@@ -313,18 +577,94 @@
       </w:r>
     </w:p>
     <w:p>
-      <w:r>
+      <w:pPr>
+        <w:pStyle w:val="Heading3"/>
+      </w:pPr>
+      <w:r>
+        <w:t>Start with this puzzle</w:t>
+      </w:r>
+    </w:p>
+    <w:p>
+      <w:pPr>
+        <w:spacing w:line="336" w:lineRule="auto" w:after="180"/>
+        <w:shd w:fill="F1F6FC"/>
+      </w:pPr>
+      <w:r>
+        <w:rPr>
+          <w:b w:val="0"/>
+        </w:rPr>
         <w:t>MYSTERY</w:t>
       </w:r>
     </w:p>
     <w:p>
-      <w:r>
-        <w:t>The learners must use accuracy as a fraction to solve a problem. What information do they have? What decision or calculation do they make? What would count as evidence that it worked?</w:t>
-      </w:r>
-    </w:p>
-    <w:p>
-      <w:r>
-        <w:t>Three observations (what you can point to):</w:t>
+      <w:pPr>
+        <w:spacing w:line="336" w:lineRule="auto" w:after="180"/>
+        <w:shd w:fill="F5F1FB"/>
+      </w:pPr>
+      <w:r>
+        <w:rPr>
+          <w:b w:val="0"/>
+        </w:rPr>
+        <w:t xml:space="preserve">The learners must use </w:t>
+      </w:r>
+      <w:r>
+        <w:rPr>
+          <w:b/>
+        </w:rPr>
+        <w:t>accuracy</w:t>
+      </w:r>
+      <w:r>
+        <w:rPr>
+          <w:b w:val="0"/>
+        </w:rPr>
+        <w:t xml:space="preserve"> as a fraction to solve a problem. What information do they have? What decision or calculation do they make? What would </w:t>
+      </w:r>
+      <w:r>
+        <w:rPr>
+          <w:b/>
+        </w:rPr>
+        <w:t>count</w:t>
+      </w:r>
+      <w:r>
+        <w:rPr>
+          <w:b w:val="0"/>
+        </w:rPr>
+        <w:t xml:space="preserve"> as </w:t>
+      </w:r>
+      <w:r>
+        <w:rPr>
+          <w:b/>
+        </w:rPr>
+        <w:t>evidence</w:t>
+      </w:r>
+      <w:r>
+        <w:rPr>
+          <w:b w:val="0"/>
+        </w:rPr>
+        <w:t xml:space="preserve"> that it worked?</w:t>
+      </w:r>
+    </w:p>
+    <w:p>
+      <w:pPr>
+        <w:spacing w:line="336" w:lineRule="auto" w:after="180"/>
+      </w:pPr>
+      <w:r>
+        <w:rPr>
+          <w:b w:val="0"/>
+        </w:rPr>
+        <w:t xml:space="preserve">Three </w:t>
+      </w:r>
+      <w:r>
+        <w:rPr>
+          <w:b/>
+        </w:rPr>
+        <w:t>observation</w:t>
+      </w:r>
+      <w:r>
+        <w:rPr>
+          <w:b w:val="0"/>
+        </w:rPr>
+        <w:t>s (what you can point to):</w:t>
       </w:r>
     </w:p>
     <w:p>
@@ -361,8 +701,26 @@
       </w:r>
     </w:p>
     <w:p>
-      <w:r>
-        <w:t>My prediction and the clue supporting it:</w:t>
+      <w:pPr>
+        <w:spacing w:line="336" w:lineRule="auto" w:after="180"/>
+      </w:pPr>
+      <w:r>
+        <w:rPr>
+          <w:b w:val="0"/>
+        </w:rPr>
+        <w:t xml:space="preserve">My </w:t>
+      </w:r>
+      <w:r>
+        <w:rPr>
+          <w:b/>
+        </w:rPr>
+        <w:t>prediction</w:t>
+      </w:r>
+      <w:r>
+        <w:rPr>
+          <w:b w:val="0"/>
+        </w:rPr>
+        <w:t xml:space="preserve"> and the clue supporting it:</w:t>
       </w:r>
     </w:p>
     <w:p>
@@ -407,13 +765,113 @@
       </w:r>
     </w:p>
     <w:p>
-      <w:r>
-        <w:t>Accuracy counts all correct predictions and divides by all evaluated examples. Each example has equal weight, so a common class contributes more to the score. A high result can hide failure on a rare class. This week keeps the confusion matrix visible and checks both classes separately.</w:t>
-      </w:r>
-    </w:p>
-    <w:p>
-      <w:r>
-        <w:t>New fictional training data has 16 clear and 4 blocked labels. Its majority baseline predicts clear for every query; choose that rule from training, not evaluation labels. A separate evaluation set also contains 16 clear and 4 blocked cases. A frozen candidate and the baseline are evaluated on the same 20 records.</w:t>
+      <w:pPr>
+        <w:spacing w:line="336" w:lineRule="auto" w:after="180"/>
+      </w:pPr>
+      <w:r>
+        <w:rPr>
+          <w:b/>
+        </w:rPr>
+        <w:t>Accuracy</w:t>
+      </w:r>
+      <w:r>
+        <w:rPr>
+          <w:b w:val="0"/>
+        </w:rPr>
+        <w:t xml:space="preserve"> </w:t>
+      </w:r>
+      <w:r>
+        <w:rPr>
+          <w:b/>
+        </w:rPr>
+        <w:t>count</w:t>
+      </w:r>
+      <w:r>
+        <w:rPr>
+          <w:b w:val="0"/>
+        </w:rPr>
+        <w:t xml:space="preserve">s all correct </w:t>
+      </w:r>
+      <w:r>
+        <w:rPr>
+          <w:b/>
+        </w:rPr>
+        <w:t>prediction</w:t>
+      </w:r>
+      <w:r>
+        <w:rPr>
+          <w:b w:val="0"/>
+        </w:rPr>
+        <w:t>s and divides by all evaluated examples. Each example has equal weight, so a common class contributes more to the score. A high result can hide failure on a rare class.</w:t>
+      </w:r>
+    </w:p>
+    <w:p>
+      <w:pPr>
+        <w:spacing w:line="336" w:lineRule="auto" w:after="180"/>
+      </w:pPr>
+      <w:r>
+        <w:rPr>
+          <w:b w:val="0"/>
+        </w:rPr>
+        <w:t>This week keeps the confusion matrix visible and checks both classes separately.</w:t>
+      </w:r>
+    </w:p>
+    <w:p>
+      <w:pPr>
+        <w:spacing w:line="336" w:lineRule="auto" w:after="180"/>
+      </w:pPr>
+      <w:r>
+        <w:rPr>
+          <w:b w:val="0"/>
+        </w:rPr>
+        <w:t xml:space="preserve">New fictional </w:t>
+      </w:r>
+      <w:r>
+        <w:rPr>
+          <w:b/>
+        </w:rPr>
+        <w:t>training</w:t>
+      </w:r>
+      <w:r>
+        <w:rPr>
+          <w:b w:val="0"/>
+        </w:rPr>
+        <w:t xml:space="preserve"> data has 16 clear and 4 blocked labels. Its </w:t>
+      </w:r>
+      <w:r>
+        <w:rPr>
+          <w:b/>
+        </w:rPr>
+        <w:t>majority baseline</w:t>
+      </w:r>
+      <w:r>
+        <w:rPr>
+          <w:b w:val="0"/>
+        </w:rPr>
+        <w:t xml:space="preserve"> predicts clear for every query; choose that rule from </w:t>
+      </w:r>
+      <w:r>
+        <w:rPr>
+          <w:b/>
+        </w:rPr>
+        <w:t>training</w:t>
+      </w:r>
+      <w:r>
+        <w:rPr>
+          <w:b w:val="0"/>
+        </w:rPr>
+        <w:t>, not evaluation labels.</w:t>
+      </w:r>
+    </w:p>
+    <w:p>
+      <w:pPr>
+        <w:spacing w:line="336" w:lineRule="auto" w:after="180"/>
+      </w:pPr>
+      <w:r>
+        <w:rPr>
+          <w:b w:val="0"/>
+        </w:rPr>
+        <w:t>A separate evaluation set also contains 16 clear and 4 blocked cases. A frozen candidate and the baseline are evaluated on the same 20 records.</w:t>
       </w:r>
     </w:p>
     <w:tbl>
@@ -592,8 +1050,49 @@
       </w:tr>
     </w:tbl>
     <w:p>
-      <w:r>
-        <w:t>Rows are references and columns are predictions, ordered clear then blocked. Blocked is positive. Both methods get 16/20=80 percent accuracy. The baseline misses all four blocked cases. The candidate finds all four but falsely flags four clear cases. The same score conceals a different tradeoff.</w:t>
+      <w:pPr>
+        <w:spacing w:line="336" w:lineRule="auto" w:after="180"/>
+      </w:pPr>
+      <w:r>
+        <w:rPr>
+          <w:b w:val="0"/>
+        </w:rPr>
+        <w:t xml:space="preserve">Rows are references and columns are </w:t>
+      </w:r>
+      <w:r>
+        <w:rPr>
+          <w:b/>
+        </w:rPr>
+        <w:t>prediction</w:t>
+      </w:r>
+      <w:r>
+        <w:rPr>
+          <w:b w:val="0"/>
+        </w:rPr>
+        <w:t xml:space="preserve">s, ordered clear then blocked. Blocked is positive. Both methods get 16/20=80 percent </w:t>
+      </w:r>
+      <w:r>
+        <w:rPr>
+          <w:b/>
+        </w:rPr>
+        <w:t>accuracy</w:t>
+      </w:r>
+      <w:r>
+        <w:rPr>
+          <w:b w:val="0"/>
+        </w:rPr>
+        <w:t>. The baseline misses all four blocked cases.</w:t>
+      </w:r>
+    </w:p>
+    <w:p>
+      <w:pPr>
+        <w:spacing w:line="336" w:lineRule="auto" w:after="180"/>
+      </w:pPr>
+      <w:r>
+        <w:rPr>
+          <w:b w:val="0"/>
+        </w:rPr>
+        <w:t>The candidate finds all four but falsely flags four clear cases. The same score conceals a different tradeoff.</w:t>
       </w:r>
     </w:p>
     <w:p>
@@ -605,8 +1104,37 @@
       </w:r>
     </w:p>
     <w:p>
-      <w:r>
-        <w:t>A fictional poll asks whether a short activity was useful. Responses are Yes, No or Unknown. We will report Yes among known responses and also disclose unknown responses. Choosing a denominator changes the question being answered.</w:t>
+      <w:pPr>
+        <w:spacing w:line="336" w:lineRule="auto" w:after="180"/>
+      </w:pPr>
+      <w:r>
+        <w:rPr>
+          <w:b w:val="0"/>
+        </w:rPr>
+        <w:t>A fictional poll asks whether a short activity was useful. Responses are Yes, No or Unknown. We will report Yes among known responses and also disclose unknown responses.</w:t>
+      </w:r>
+    </w:p>
+    <w:p>
+      <w:pPr>
+        <w:spacing w:line="336" w:lineRule="auto" w:after="180"/>
+      </w:pPr>
+      <w:r>
+        <w:rPr>
+          <w:b w:val="0"/>
+        </w:rPr>
+        <w:t xml:space="preserve">Choosing a </w:t>
+      </w:r>
+      <w:r>
+        <w:rPr>
+          <w:b/>
+        </w:rPr>
+        <w:t>denominator</w:t>
+      </w:r>
+      <w:r>
+        <w:rPr>
+          <w:b w:val="0"/>
+        </w:rPr>
+        <w:t xml:space="preserve"> changes the question being answered.</w:t>
       </w:r>
     </w:p>
     <w:p>
@@ -619,16 +1147,69 @@
     </w:p>
     <w:p>
       <w:r>
-        <w:t>VISUAL MECHANISM</w:t>
-      </w:r>
-    </w:p>
-    <w:p>
-      <w:r>
-        <w:t>Input → Process → Output</w:t>
-      </w:r>
-    </w:p>
-    <w:p>
-      <w:r>
+        <w:t>Follow the mechanism for Accuracy as a Fraction. Connect each labelled input, deciding step and result.</w:t>
+      </w:r>
+    </w:p>
+    <w:p>
+      <w:pPr>
+        <w:spacing w:line="336" w:lineRule="auto" w:after="180"/>
+      </w:pPr>
+      <w:r>
+        <w:rPr>
+          <w:b/>
+        </w:rPr>
+        <w:t xml:space="preserve">VISUAL </w:t>
+      </w:r>
+      <w:r>
+        <w:rPr>
+          <w:b/>
+        </w:rPr>
+        <w:t>MECHANISM</w:t>
+      </w:r>
+    </w:p>
+    <w:p>
+      <w:pPr>
+        <w:spacing w:line="336" w:lineRule="auto" w:after="180"/>
+      </w:pPr>
+      <w:r>
+        <w:rPr>
+          <w:b/>
+        </w:rPr>
+        <w:t>Input</w:t>
+      </w:r>
+      <w:r>
+        <w:rPr>
+          <w:b w:val="0"/>
+        </w:rPr>
+        <w:t xml:space="preserve"> → </w:t>
+      </w:r>
+      <w:r>
+        <w:rPr>
+          <w:b/>
+        </w:rPr>
+        <w:t>Process</w:t>
+      </w:r>
+      <w:r>
+        <w:rPr>
+          <w:b w:val="0"/>
+        </w:rPr>
+        <w:t xml:space="preserve"> → </w:t>
+      </w:r>
+      <w:r>
+        <w:rPr>
+          <w:b/>
+        </w:rPr>
+        <w:t>Output</w:t>
+      </w:r>
+    </w:p>
+    <w:p>
+      <w:pPr>
+        <w:spacing w:line="336" w:lineRule="auto" w:after="180"/>
+      </w:pPr>
+      <w:r>
+        <w:rPr>
+          <w:b w:val="0"/>
+        </w:rPr>
         <w:t>Trace the information. At each stage, ask what changed and how you could test it.</w:t>
       </w:r>
     </w:p>
@@ -669,7 +1250,13 @@
       </w:r>
     </w:p>
     <w:p>
-      <w:r>
+      <w:pPr>
+        <w:spacing w:line="336" w:lineRule="auto" w:after="180"/>
+      </w:pPr>
+      <w:r>
+        <w:rPr>
+          <w:b w:val="0"/>
+        </w:rPr>
         <w:t>↓</w:t>
       </w:r>
     </w:p>
@@ -710,7 +1297,13 @@
       </w:r>
     </w:p>
     <w:p>
-      <w:r>
+      <w:pPr>
+        <w:spacing w:line="336" w:lineRule="auto" w:after="180"/>
+      </w:pPr>
+      <w:r>
+        <w:rPr>
+          <w:b w:val="0"/>
+        </w:rPr>
         <w:t>↓</w:t>
       </w:r>
     </w:p>
@@ -751,7 +1344,13 @@
       </w:r>
     </w:p>
     <w:p>
-      <w:r>
+      <w:pPr>
+        <w:spacing w:line="336" w:lineRule="auto" w:after="180"/>
+      </w:pPr>
+      <w:r>
+        <w:rPr>
+          <w:b w:val="0"/>
+        </w:rPr>
         <w:t>Which stage could fail even when the other two are correct? Explain:</w:t>
       </w:r>
     </w:p>
@@ -837,13 +1436,143 @@
       </w:r>
     </w:p>
     <w:p>
-      <w:r>
-        <w:t>The output is baseline 80.0 50.0, then candidate 80.0 87.5. In each output line the first percentage is ordinary accuracy and the second is balanced accuracy. For the candidate, the clear-class correct fraction is 12/16=75 percent and the blocked-class fraction is 4/4=100 percent. Their equal average is 87.5 percent.</w:t>
-      </w:r>
-    </w:p>
-    <w:p>
-      <w:r>
-        <w:t>For the baseline, those fractions are 16/16=100 percent and 0/4=0 percent, averaging 50 percent. The code assumes a two-by-two table of nonnegative integer counts in the stated order. It stops when either reference class is absent. Then report the observed counts and the unavailable class result; do not invent a denominator or silently substitute zero.</w:t>
+      <w:pPr>
+        <w:spacing w:line="336" w:lineRule="auto" w:after="180"/>
+      </w:pPr>
+      <w:r>
+        <w:rPr>
+          <w:b w:val="0"/>
+        </w:rPr>
+        <w:t xml:space="preserve">The </w:t>
+      </w:r>
+      <w:r>
+        <w:rPr>
+          <w:b/>
+        </w:rPr>
+        <w:t>output</w:t>
+      </w:r>
+      <w:r>
+        <w:rPr>
+          <w:b w:val="0"/>
+        </w:rPr>
+        <w:t xml:space="preserve"> is baseline 80.0 50.0, then candidate 80.0 87.5. In each </w:t>
+      </w:r>
+      <w:r>
+        <w:rPr>
+          <w:b/>
+        </w:rPr>
+        <w:t>output</w:t>
+      </w:r>
+      <w:r>
+        <w:rPr>
+          <w:b w:val="0"/>
+        </w:rPr>
+        <w:t xml:space="preserve"> line the first </w:t>
+      </w:r>
+      <w:r>
+        <w:rPr>
+          <w:b/>
+        </w:rPr>
+        <w:t>percentage</w:t>
+      </w:r>
+      <w:r>
+        <w:rPr>
+          <w:b w:val="0"/>
+        </w:rPr>
+        <w:t xml:space="preserve"> is ordinary </w:t>
+      </w:r>
+      <w:r>
+        <w:rPr>
+          <w:b/>
+        </w:rPr>
+        <w:t>accuracy</w:t>
+      </w:r>
+      <w:r>
+        <w:rPr>
+          <w:b w:val="0"/>
+        </w:rPr>
+        <w:t xml:space="preserve"> and the second is </w:t>
+      </w:r>
+      <w:r>
+        <w:rPr>
+          <w:b/>
+        </w:rPr>
+        <w:t>balanced accuracy</w:t>
+      </w:r>
+      <w:r>
+        <w:rPr>
+          <w:b w:val="0"/>
+        </w:rPr>
+        <w:t>.</w:t>
+      </w:r>
+    </w:p>
+    <w:p>
+      <w:pPr>
+        <w:spacing w:line="336" w:lineRule="auto" w:after="180"/>
+      </w:pPr>
+      <w:r>
+        <w:rPr>
+          <w:b w:val="0"/>
+        </w:rPr>
+        <w:t>For the candidate, the clear-class correct fraction is 12/16=75 percent and the blocked-class fraction is 4/4=100 percent. Their equal average is 87.5 percent.</w:t>
+      </w:r>
+    </w:p>
+    <w:p>
+      <w:pPr>
+        <w:spacing w:line="336" w:lineRule="auto" w:after="180"/>
+      </w:pPr>
+      <w:r>
+        <w:rPr>
+          <w:b w:val="0"/>
+        </w:rPr>
+        <w:t xml:space="preserve">For the baseline, those fractions are 16/16=100 percent and 0/4=0 percent, averaging 50 percent. The code assumes a two-by-two table of nonnegative integer </w:t>
+      </w:r>
+      <w:r>
+        <w:rPr>
+          <w:b/>
+        </w:rPr>
+        <w:t>count</w:t>
+      </w:r>
+      <w:r>
+        <w:rPr>
+          <w:b w:val="0"/>
+        </w:rPr>
+        <w:t>s in the stated order.</w:t>
+      </w:r>
+    </w:p>
+    <w:p>
+      <w:pPr>
+        <w:spacing w:line="336" w:lineRule="auto" w:after="180"/>
+      </w:pPr>
+      <w:r>
+        <w:rPr>
+          <w:b w:val="0"/>
+        </w:rPr>
+        <w:t xml:space="preserve">It stops when either reference class is absent. Then report the observed </w:t>
+      </w:r>
+      <w:r>
+        <w:rPr>
+          <w:b/>
+        </w:rPr>
+        <w:t>count</w:t>
+      </w:r>
+      <w:r>
+        <w:rPr>
+          <w:b w:val="0"/>
+        </w:rPr>
+        <w:t xml:space="preserve">s and the unavailable class result; do not invent a </w:t>
+      </w:r>
+      <w:r>
+        <w:rPr>
+          <w:b/>
+        </w:rPr>
+        <w:t>denominator</w:t>
+      </w:r>
+      <w:r>
+        <w:rPr>
+          <w:b w:val="0"/>
+        </w:rPr>
+        <w:t xml:space="preserve"> or silently substitute zero.</w:t>
       </w:r>
     </w:p>
     <w:p>
@@ -1042,8 +1771,49 @@
       </w:r>
     </w:p>
     <w:p>
-      <w:r>
-        <w:t>The printed proportion is 0.75, or 75 percent, among four known responses. Yes among all five supplied responses is 0.6, or 60 percent. Both calculations are correct when labelled; they describe different denominators. Unknown must not silently become No.</w:t>
+      <w:pPr>
+        <w:spacing w:line="336" w:lineRule="auto" w:after="180"/>
+      </w:pPr>
+      <w:r>
+        <w:rPr>
+          <w:b w:val="0"/>
+        </w:rPr>
+        <w:t xml:space="preserve">The printed </w:t>
+      </w:r>
+      <w:r>
+        <w:rPr>
+          <w:b/>
+        </w:rPr>
+        <w:t>proportion</w:t>
+      </w:r>
+      <w:r>
+        <w:rPr>
+          <w:b w:val="0"/>
+        </w:rPr>
+        <w:t xml:space="preserve"> is 0.75, or 75 percent, among four known responses. Yes among all five supplied responses is 0.6, or 60 percent. Both calculations are correct when labelled; they describe different </w:t>
+      </w:r>
+      <w:r>
+        <w:rPr>
+          <w:b/>
+        </w:rPr>
+        <w:t>denominator</w:t>
+      </w:r>
+      <w:r>
+        <w:rPr>
+          <w:b w:val="0"/>
+        </w:rPr>
+        <w:t>s.</w:t>
+      </w:r>
+    </w:p>
+    <w:p>
+      <w:pPr>
+        <w:spacing w:line="336" w:lineRule="auto" w:after="180"/>
+      </w:pPr>
+      <w:r>
+        <w:rPr>
+          <w:b w:val="0"/>
+        </w:rPr>
+        <w:t>Unknown must not silently become No.</w:t>
       </w:r>
     </w:p>
     <w:p>
@@ -1055,8 +1825,43 @@
       </w:r>
     </w:p>
     <w:p>
-      <w:r>
-        <w:t>Count the responses before dividing. In the example, three say Yes, one says No and one is Unknown. There are four known responses, so Yes among known responses is 3 divided by 4, or 75 percent. Yes among all five supplied responses is 3 divided by 5, or 60 percent. Neither number needs to be hidden. Label the question each answers, and keep the unknown count visible.</w:t>
+      <w:pPr>
+        <w:spacing w:line="336" w:lineRule="auto" w:after="180"/>
+      </w:pPr>
+      <w:r>
+        <w:rPr>
+          <w:b/>
+        </w:rPr>
+        <w:t>Count</w:t>
+      </w:r>
+      <w:r>
+        <w:rPr>
+          <w:b w:val="0"/>
+        </w:rPr>
+        <w:t xml:space="preserve"> the responses before dividing. In the example, three say Yes, one says No and one is Unknown. There are four known responses, so Yes among known responses is 3 divided by 4, or 75 percent.</w:t>
+      </w:r>
+    </w:p>
+    <w:p>
+      <w:pPr>
+        <w:spacing w:line="336" w:lineRule="auto" w:after="180"/>
+      </w:pPr>
+      <w:r>
+        <w:rPr>
+          <w:b w:val="0"/>
+        </w:rPr>
+        <w:t xml:space="preserve">Yes among all five supplied responses is 3 divided by 5, or 60 percent. Neither number needs to be hidden. Label the question each answers, and keep the unknown </w:t>
+      </w:r>
+      <w:r>
+        <w:rPr>
+          <w:b/>
+        </w:rPr>
+        <w:t>count</w:t>
+      </w:r>
+      <w:r>
+        <w:rPr>
+          <w:b w:val="0"/>
+        </w:rPr>
+        <w:t xml:space="preserve"> visible.</w:t>
       </w:r>
     </w:p>
     <w:p>
@@ -1068,8 +1873,26 @@
       </w:r>
     </w:p>
     <w:p>
-      <w:r>
-        <w:t>Point to the input, the deciding step and the result in this week’s visual. Explain the same step in ordinary words. A picture helps when you can say what each part represents.</w:t>
+      <w:pPr>
+        <w:spacing w:line="336" w:lineRule="auto" w:after="180"/>
+      </w:pPr>
+      <w:r>
+        <w:rPr>
+          <w:b w:val="0"/>
+        </w:rPr>
+        <w:t xml:space="preserve">Point to the </w:t>
+      </w:r>
+      <w:r>
+        <w:rPr>
+          <w:b/>
+        </w:rPr>
+        <w:t>input</w:t>
+      </w:r>
+      <w:r>
+        <w:rPr>
+          <w:b w:val="0"/>
+        </w:rPr>
+        <w:t>, the deciding step and the result in this week’s visual. Explain the same step in ordinary words. A picture helps when you can say what each part represents.</w:t>
       </w:r>
     </w:p>
     <w:p>
@@ -1082,16 +1905,54 @@
     </w:p>
     <w:p>
       <w:r>
+        <w:t>Compare the supplied cases for Accuracy as a Fraction. Identify the detail that changes the conclusion.</w:t>
+      </w:r>
+    </w:p>
+    <w:p>
+      <w:pPr>
+        <w:pStyle w:val="Heading3"/>
+      </w:pPr>
+      <w:r>
+        <w:t>The case to investigate</w:t>
+      </w:r>
+    </w:p>
+    <w:p>
+      <w:pPr>
+        <w:spacing w:line="336" w:lineRule="auto" w:after="180"/>
+        <w:shd w:fill="F1F6FC"/>
+      </w:pPr>
+      <w:r>
+        <w:rPr>
+          <w:b w:val="0"/>
+        </w:rPr>
         <w:t>CASE GALLERY</w:t>
       </w:r>
     </w:p>
     <w:p>
-      <w:r>
-        <w:t>Four Tests, Four Kinds of Evidence</w:t>
-      </w:r>
-    </w:p>
-    <w:p>
-      <w:r>
+      <w:pPr>
+        <w:spacing w:line="336" w:lineRule="auto" w:after="180"/>
+      </w:pPr>
+      <w:r>
+        <w:rPr>
+          <w:b w:val="0"/>
+        </w:rPr>
+        <w:t xml:space="preserve">Four Tests, Four Kinds of </w:t>
+      </w:r>
+      <w:r>
+        <w:rPr>
+          <w:b/>
+        </w:rPr>
+        <w:t>Evidence</w:t>
+      </w:r>
+    </w:p>
+    <w:p>
+      <w:pPr>
+        <w:spacing w:line="336" w:lineRule="auto" w:after="180"/>
+      </w:pPr>
+      <w:r>
+        <w:rPr>
+          <w:b w:val="0"/>
+        </w:rPr>
         <w:t>A system is not understood until it survives more than one comfortable example.</w:t>
       </w:r>
     </w:p>
@@ -1168,8 +2029,47 @@
       </w:r>
     </w:p>
     <w:p>
-      <w:r>
-        <w:t>NORMAL CASE: predict and name evidence.     BOUNDARY CASE: predict and name evidence.</w:t>
+      <w:pPr>
+        <w:pStyle w:val="Heading3"/>
+      </w:pPr>
+      <w:r>
+        <w:t>The normal case</w:t>
+      </w:r>
+    </w:p>
+    <w:p>
+      <w:pPr>
+        <w:spacing w:line="336" w:lineRule="auto" w:after="180"/>
+        <w:shd w:fill="F1F6FC"/>
+      </w:pPr>
+      <w:r>
+        <w:rPr>
+          <w:b w:val="0"/>
+        </w:rPr>
+        <w:t xml:space="preserve">NORMAL CASE: predict and name </w:t>
+      </w:r>
+      <w:r>
+        <w:rPr>
+          <w:b/>
+        </w:rPr>
+        <w:t>evidence</w:t>
+      </w:r>
+      <w:r>
+        <w:rPr>
+          <w:b w:val="0"/>
+        </w:rPr>
+        <w:t xml:space="preserve">.     BOUNDARY CASE: predict and name </w:t>
+      </w:r>
+      <w:r>
+        <w:rPr>
+          <w:b/>
+        </w:rPr>
+        <w:t>evidence</w:t>
+      </w:r>
+      <w:r>
+        <w:rPr>
+          <w:b w:val="0"/>
+        </w:rPr>
+        <w:t>.</w:t>
       </w:r>
     </w:p>
     <w:p>
@@ -1245,12 +2145,58 @@
       </w:r>
     </w:p>
     <w:p>
-      <w:r>
-        <w:t>MISSING INFORMATION: predict and name evidence.     TRANSFER CASE: predict and name evidence.</w:t>
-      </w:r>
-    </w:p>
-    <w:p>
-      <w:r>
+      <w:pPr>
+        <w:pStyle w:val="Heading3"/>
+      </w:pPr>
+      <w:r>
+        <w:t>Check missing information</w:t>
+      </w:r>
+    </w:p>
+    <w:p>
+      <w:pPr>
+        <w:spacing w:line="336" w:lineRule="auto" w:after="180"/>
+        <w:shd w:fill="FFF5E6"/>
+      </w:pPr>
+      <w:r>
+        <w:rPr>
+          <w:b w:val="0"/>
+        </w:rPr>
+        <w:t xml:space="preserve">MISSING INFORMATION: predict and name </w:t>
+      </w:r>
+      <w:r>
+        <w:rPr>
+          <w:b/>
+        </w:rPr>
+        <w:t>evidence</w:t>
+      </w:r>
+      <w:r>
+        <w:rPr>
+          <w:b w:val="0"/>
+        </w:rPr>
+        <w:t xml:space="preserve">.     TRANSFER CASE: predict and name </w:t>
+      </w:r>
+      <w:r>
+        <w:rPr>
+          <w:b/>
+        </w:rPr>
+        <w:t>evidence</w:t>
+      </w:r>
+      <w:r>
+        <w:rPr>
+          <w:b w:val="0"/>
+        </w:rPr>
+        <w:t>.</w:t>
+      </w:r>
+    </w:p>
+    <w:p>
+      <w:pPr>
+        <w:spacing w:line="336" w:lineRule="auto" w:after="180"/>
+        <w:shd w:fill="F5F1FB"/>
+      </w:pPr>
+      <w:r>
+        <w:rPr>
+          <w:b w:val="0"/>
+        </w:rPr>
         <w:t>Which case is most likely to reveal a hidden assumption? Why?</w:t>
       </w:r>
     </w:p>
@@ -1296,17 +2242,80 @@
       </w:r>
     </w:p>
     <w:p>
-      <w:r>
+      <w:pPr>
+        <w:pStyle w:val="Heading3"/>
+      </w:pPr>
+      <w:r>
+        <w:t>Change one thing</w:t>
+      </w:r>
+    </w:p>
+    <w:p>
+      <w:pPr>
+        <w:spacing w:line="336" w:lineRule="auto" w:after="180"/>
+        <w:shd w:fill="F5F1FB"/>
+      </w:pPr>
+      <w:r>
+        <w:rPr>
+          <w:b w:val="0"/>
+        </w:rPr>
         <w:t>Change: A candidate instead marks every book repair needed.</w:t>
       </w:r>
     </w:p>
     <w:p>
-      <w:r>
-        <w:t>Prediction: Recall is 4/4=100%, but accuracy is only 4/20=20%.</w:t>
-      </w:r>
-    </w:p>
-    <w:p>
-      <w:r>
+      <w:pPr>
+        <w:pStyle w:val="Heading3"/>
+      </w:pPr>
+      <w:r>
+        <w:t>Predicted result</w:t>
+      </w:r>
+    </w:p>
+    <w:p>
+      <w:pPr>
+        <w:spacing w:line="336" w:lineRule="auto" w:after="180"/>
+        <w:shd w:fill="F1F6FC"/>
+      </w:pPr>
+      <w:r>
+        <w:rPr>
+          <w:b/>
+        </w:rPr>
+        <w:t>Prediction</w:t>
+      </w:r>
+      <w:r>
+        <w:rPr>
+          <w:b w:val="0"/>
+        </w:rPr>
+        <w:t xml:space="preserve">: Recall is 4/4=100%, but </w:t>
+      </w:r>
+      <w:r>
+        <w:rPr>
+          <w:b/>
+        </w:rPr>
+        <w:t>accuracy</w:t>
+      </w:r>
+      <w:r>
+        <w:rPr>
+          <w:b w:val="0"/>
+        </w:rPr>
+        <w:t xml:space="preserve"> is only 4/20=20%.</w:t>
+      </w:r>
+    </w:p>
+    <w:p>
+      <w:pPr>
+        <w:pStyle w:val="Heading3"/>
+      </w:pPr>
+      <w:r>
+        <w:t>Why the result follows</w:t>
+      </w:r>
+    </w:p>
+    <w:p>
+      <w:pPr>
+        <w:spacing w:line="336" w:lineRule="auto" w:after="180"/>
+        <w:shd w:fill="F1F6FC"/>
+      </w:pPr>
+      <w:r>
+        <w:rPr>
+          <w:b w:val="0"/>
+        </w:rPr>
         <w:t>Reason: All 16 not-needed books become false alarms.</w:t>
       </w:r>
     </w:p>
@@ -1320,16 +2329,39 @@
     </w:p>
     <w:p>
       <w:r>
+        <w:t>Use the vocabulary of Accuracy as a Fraction to explain a concrete decision, rather than only memorising definitions.</w:t>
+      </w:r>
+    </w:p>
+    <w:p>
+      <w:pPr>
+        <w:spacing w:line="336" w:lineRule="auto" w:after="180"/>
+      </w:pPr>
+      <w:r>
+        <w:rPr>
+          <w:b/>
+        </w:rPr>
         <w:t>VOCABULARY LAB</w:t>
       </w:r>
     </w:p>
     <w:p>
-      <w:r>
+      <w:pPr>
+        <w:spacing w:line="336" w:lineRule="auto" w:after="180"/>
+      </w:pPr>
+      <w:r>
+        <w:rPr>
+          <w:b w:val="0"/>
+        </w:rPr>
         <w:t>Words You Can Use to Reason</w:t>
       </w:r>
     </w:p>
     <w:p>
-      <w:r>
+      <w:pPr>
+        <w:spacing w:line="336" w:lineRule="auto" w:after="180"/>
+      </w:pPr>
+      <w:r>
+        <w:rPr>
+          <w:b w:val="0"/>
+        </w:rPr>
         <w:t>A definition matters when you can recognize the idea, use it, and contrast it with a near-miss.</w:t>
       </w:r>
     </w:p>
@@ -1918,17 +2950,58 @@
     </w:p>
     <w:p>
       <w:r>
-        <w:t>WORKED EVIDENCE</w:t>
-      </w:r>
-    </w:p>
-    <w:p>
-      <w:r>
+        <w:t>Follow the worked trace for Accuracy as a Fraction, predict a step, then compare with its explanation.</w:t>
+      </w:r>
+    </w:p>
+    <w:p>
+      <w:pPr>
+        <w:spacing w:line="336" w:lineRule="auto" w:after="180"/>
+      </w:pPr>
+      <w:r>
+        <w:rPr>
+          <w:b/>
+        </w:rPr>
+        <w:t xml:space="preserve">WORKED </w:t>
+      </w:r>
+      <w:r>
+        <w:rPr>
+          <w:b/>
+        </w:rPr>
+        <w:t>EVIDENCE</w:t>
+      </w:r>
+    </w:p>
+    <w:p>
+      <w:pPr>
+        <w:spacing w:line="336" w:lineRule="auto" w:after="180"/>
+      </w:pPr>
+      <w:r>
+        <w:rPr>
+          <w:b w:val="0"/>
+        </w:rPr>
         <w:t>Reason Step by Step</w:t>
       </w:r>
     </w:p>
     <w:p>
-      <w:r>
-        <w:t>Predict first. Then check each step. A correct answer without visible reasoning is incomplete evidence.</w:t>
+      <w:pPr>
+        <w:spacing w:line="336" w:lineRule="auto" w:after="180"/>
+      </w:pPr>
+      <w:r>
+        <w:rPr>
+          <w:b w:val="0"/>
+        </w:rPr>
+        <w:t xml:space="preserve">Predict first. Then check each step. A correct answer without visible reasoning is incomplete </w:t>
+      </w:r>
+      <w:r>
+        <w:rPr>
+          <w:b/>
+        </w:rPr>
+        <w:t>evidence</w:t>
+      </w:r>
+      <w:r>
+        <w:rPr>
+          <w:b w:val="0"/>
+        </w:rPr>
+        <w:t>.</w:t>
       </w:r>
     </w:p>
     <w:p>
@@ -1968,27 +3041,85 @@
       </w:r>
     </w:p>
     <w:p>
-      <w:r>
-        <w:t>1. Model A: 7 correct out of 10 → 7/10 = 70%.</w:t>
-      </w:r>
-    </w:p>
-    <w:p>
-      <w:r>
+      <w:pPr>
+        <w:spacing w:line="336" w:lineRule="auto" w:after="180"/>
+        <w:shd w:fill="F4F9FC"/>
+      </w:pPr>
+      <w:r>
+        <w:rPr>
+          <w:b w:val="0"/>
+        </w:rPr>
+        <w:t xml:space="preserve">1. Model A: 7 correct out of 10 → 7/10 = </w:t>
+      </w:r>
+      <w:r>
+        <w:rPr>
+          <w:b/>
+        </w:rPr>
+        <w:t>70%</w:t>
+      </w:r>
+      <w:r>
+        <w:rPr>
+          <w:b w:val="0"/>
+        </w:rPr>
+        <w:t>.</w:t>
+      </w:r>
+    </w:p>
+    <w:p>
+      <w:pPr>
+        <w:spacing w:line="336" w:lineRule="auto" w:after="180"/>
+        <w:shd w:fill="F4F9FC"/>
+      </w:pPr>
+      <w:r>
+        <w:rPr>
+          <w:b w:val="0"/>
+        </w:rPr>
         <w:t>2. Model B: 18 correct out of 20 → 18/20 = 90%.</w:t>
       </w:r>
     </w:p>
     <w:p>
-      <w:r>
-        <w:t>3. Model B has higher measured accuracy on these tests.</w:t>
-      </w:r>
-    </w:p>
-    <w:p>
-      <w:r>
+      <w:pPr>
+        <w:spacing w:line="336" w:lineRule="auto" w:after="180"/>
+        <w:shd w:fill="F4F9FC"/>
+      </w:pPr>
+      <w:r>
+        <w:rPr>
+          <w:b w:val="0"/>
+        </w:rPr>
+        <w:t xml:space="preserve">3. Model B has higher measured </w:t>
+      </w:r>
+      <w:r>
+        <w:rPr>
+          <w:b/>
+        </w:rPr>
+        <w:t>accuracy</w:t>
+      </w:r>
+      <w:r>
+        <w:rPr>
+          <w:b w:val="0"/>
+        </w:rPr>
+        <w:t xml:space="preserve"> on these tests.</w:t>
+      </w:r>
+    </w:p>
+    <w:p>
+      <w:pPr>
+        <w:spacing w:line="336" w:lineRule="auto" w:after="180"/>
+        <w:shd w:fill="F4F9FC"/>
+      </w:pPr>
+      <w:r>
+        <w:rPr>
+          <w:b w:val="0"/>
+        </w:rPr>
         <w:t>4. Still ask: were the test cases fair and were some errors more costly?</w:t>
       </w:r>
     </w:p>
     <w:p>
-      <w:r>
+      <w:pPr>
+        <w:spacing w:line="336" w:lineRule="auto" w:after="180"/>
+      </w:pPr>
+      <w:r>
+        <w:rPr>
+          <w:b w:val="0"/>
+        </w:rPr>
         <w:t>Recalculate, retrace, or restate the reasoning in your own representation:</w:t>
       </w:r>
     </w:p>
@@ -2026,8 +3157,27 @@
       </w:r>
     </w:p>
     <w:p>
-      <w:r>
-        <w:t>CHECK  Did the evidence answer the exact question? Did the total, path, or source record stay consistent?</w:t>
+      <w:pPr>
+        <w:spacing w:line="336" w:lineRule="auto" w:after="180"/>
+        <w:shd w:fill="F5F1FB"/>
+      </w:pPr>
+      <w:r>
+        <w:rPr>
+          <w:b w:val="0"/>
+        </w:rPr>
+        <w:t xml:space="preserve">CHECK  Did the </w:t>
+      </w:r>
+      <w:r>
+        <w:rPr>
+          <w:b/>
+        </w:rPr>
+        <w:t>evidence</w:t>
+      </w:r>
+      <w:r>
+        <w:rPr>
+          <w:b w:val="0"/>
+        </w:rPr>
+        <w:t xml:space="preserve"> answer the exact question? Did the total, path, or source record stay consistent?</w:t>
       </w:r>
     </w:p>
     <w:p>
@@ -2223,15 +3373,48 @@
       </w:r>
     </w:p>
     <w:p>
-      <w:r>
-        <w:t>Balanced accuracy is a metric choice, not a repair to the classifier or a guarantee of safety. It gives classes equal influence in this summary; it does not encode the actual consequences of false alarms and missed cases. Four blocked evaluation examples are also too few for a strong general claim.</w:t>
-      </w:r>
-    </w:p>
-    <w:p>
       <w:pPr>
         <w:pStyle w:val="Heading3"/>
       </w:pPr>
       <w:r>
+        <w:t>Worked explanation · Accuracy as a Fraction</w:t>
+      </w:r>
+    </w:p>
+    <w:p>
+      <w:pPr>
+        <w:spacing w:line="336" w:lineRule="auto" w:after="180"/>
+        <w:shd w:fill="F1F6FC"/>
+      </w:pPr>
+      <w:r>
+        <w:rPr>
+          <w:b/>
+        </w:rPr>
+        <w:t>Balanced accuracy</w:t>
+      </w:r>
+      <w:r>
+        <w:rPr>
+          <w:b w:val="0"/>
+        </w:rPr>
+        <w:t xml:space="preserve"> is a metric choice, not a repair to the classifier or a guarantee of safety. It gives classes equal influence in this summary; it does not encode the actual consequences of false alarms and missed cases.</w:t>
+      </w:r>
+    </w:p>
+    <w:p>
+      <w:pPr>
+        <w:spacing w:line="336" w:lineRule="auto" w:after="180"/>
+        <w:shd w:fill="F1F6FC"/>
+      </w:pPr>
+      <w:r>
+        <w:rPr>
+          <w:b w:val="0"/>
+        </w:rPr>
+        <w:t>Four blocked evaluation examples are also too few for a strong general claim.</w:t>
+      </w:r>
+    </w:p>
+    <w:p>
+      <w:pPr>
+        <w:pStyle w:val="Heading3"/>
+      </w:pPr>
+      <w:r>
         <w:t>Apply the connected idea: Summaries with counts and proportions</w:t>
       </w:r>
     </w:p>
@@ -2282,7 +3465,13 @@
       </w:r>
     </w:p>
     <w:p>
-      <w:r>
+      <w:pPr>
+        <w:spacing w:line="336" w:lineRule="auto" w:after="180"/>
+      </w:pPr>
+      <w:r>
+        <w:rPr>
+          <w:b w:val="0"/>
+        </w:rPr>
         <w:t>Cover the result before checking it. Say what is given, choose the procedure, and follow one step at a time. Then uncover the result and explain your first mismatch. Ask why a step is allowed, not only what number it produces.</w:t>
       </w:r>
     </w:p>
@@ -2295,7 +3484,13 @@
       </w:r>
     </w:p>
     <w:p>
-      <w:r>
+      <w:pPr>
+        <w:spacing w:line="336" w:lineRule="auto" w:after="180"/>
+      </w:pPr>
+      <w:r>
+        <w:rPr>
+          <w:b w:val="0"/>
+        </w:rPr>
         <w:t>A fictional shelf classifier predicts repair needed or not needed.</w:t>
       </w:r>
     </w:p>
@@ -2308,12 +3503,42 @@
       </w:r>
     </w:p>
     <w:p>
-      <w:r>
+      <w:pPr>
+        <w:pStyle w:val="Heading3"/>
+      </w:pPr>
+      <w:r>
+        <w:t>Supplied facts</w:t>
+      </w:r>
+    </w:p>
+    <w:p>
+      <w:pPr>
+        <w:spacing w:line="336" w:lineRule="auto" w:after="180"/>
+        <w:shd w:fill="F1F6FC"/>
+      </w:pPr>
+      <w:r>
+        <w:rPr>
+          <w:b w:val="0"/>
+        </w:rPr>
         <w:t>Evaluation reference labels: 16 not-needed and 4 needed. Positive class is needed.</w:t>
       </w:r>
     </w:p>
     <w:p>
-      <w:r>
+      <w:pPr>
+        <w:pStyle w:val="Heading3"/>
+      </w:pPr>
+      <w:r>
+        <w:t>Supplied facts</w:t>
+      </w:r>
+    </w:p>
+    <w:p>
+      <w:pPr>
+        <w:spacing w:line="336" w:lineRule="auto" w:after="180"/>
+        <w:shd w:fill="F1F6FC"/>
+      </w:pPr>
+      <w:r>
+        <w:rPr>
+          <w:b w:val="0"/>
+        </w:rPr>
         <w:t>Always-not-needed baseline is correct on 16. Candidate has TP=3,FN=1,FP=2,TN=14.</w:t>
       </w:r>
     </w:p>
@@ -2535,30 +3760,114 @@
       </w:r>
     </w:p>
     <w:p>
-      <w:r>
-        <w:t>A majority-class baseline can look accurate while missing every positive case. The candidate improves overall agreement and repair detection in this table, but false alarms still matter. Use the same cases, denominators and positive-class definition for both. Do not infer that a single metric identifies the best policy for every library.</w:t>
-      </w:r>
-    </w:p>
-    <w:p>
       <w:pPr>
         <w:pStyle w:val="Heading3"/>
       </w:pPr>
       <w:r>
+        <w:t>Why the result follows</w:t>
+      </w:r>
+    </w:p>
+    <w:p>
+      <w:pPr>
+        <w:spacing w:line="336" w:lineRule="auto" w:after="180"/>
+        <w:shd w:fill="F1F6FC"/>
+      </w:pPr>
+      <w:r>
+        <w:rPr>
+          <w:b w:val="0"/>
+        </w:rPr>
+        <w:t>A majority-class baseline can look accurate while missing every positive case. The candidate improves overall agreement and repair detection in this table, but false alarms still matter.</w:t>
+      </w:r>
+    </w:p>
+    <w:p>
+      <w:pPr>
+        <w:spacing w:line="336" w:lineRule="auto" w:after="180"/>
+        <w:shd w:fill="F1F6FC"/>
+      </w:pPr>
+      <w:r>
+        <w:rPr>
+          <w:b w:val="0"/>
+        </w:rPr>
+        <w:t xml:space="preserve">Use the same cases, </w:t>
+      </w:r>
+      <w:r>
+        <w:rPr>
+          <w:b/>
+        </w:rPr>
+        <w:t>denominator</w:t>
+      </w:r>
+      <w:r>
+        <w:rPr>
+          <w:b w:val="0"/>
+        </w:rPr>
+        <w:t>s and positive-class definition for both. Do not infer that a single metric identifies the best policy for every library.</w:t>
+      </w:r>
+    </w:p>
+    <w:p>
+      <w:pPr>
+        <w:pStyle w:val="Heading3"/>
+      </w:pPr>
+      <w:r>
         <w:t>What this example does not establish</w:t>
       </w:r>
     </w:p>
     <w:p>
-      <w:r>
+      <w:pPr>
+        <w:pStyle w:val="Heading3"/>
+      </w:pPr>
+      <w:r>
+        <w:t>Keep the stated limit</w:t>
+      </w:r>
+    </w:p>
+    <w:p>
+      <w:pPr>
+        <w:spacing w:line="336" w:lineRule="auto" w:after="180"/>
+        <w:shd w:fill="FFF5E6"/>
+      </w:pPr>
+      <w:r>
+        <w:rPr>
+          <w:b w:val="0"/>
+        </w:rPr>
         <w:t>These selected cases do not establish future rates or specify the real cost of each error.</w:t>
       </w:r>
     </w:p>
     <w:p>
-      <w:r>
+      <w:pPr>
+        <w:pStyle w:val="Heading3"/>
+      </w:pPr>
+      <w:r>
+        <w:t>Keep the stated limit</w:t>
+      </w:r>
+    </w:p>
+    <w:p>
+      <w:pPr>
+        <w:spacing w:line="336" w:lineRule="auto" w:after="180"/>
+        <w:shd w:fill="FFF5E6"/>
+      </w:pPr>
+      <w:r>
+        <w:rPr>
+          <w:b w:val="0"/>
+        </w:rPr>
         <w:t>Read the labelled picture: Why is 100% repair detection not sufficient to declare the changed classifier best?</w:t>
       </w:r>
     </w:p>
     <w:p>
-      <w:r>
+      <w:pPr>
+        <w:pStyle w:val="Heading3"/>
+      </w:pPr>
+      <w:r>
+        <w:t>Keep the stated limit</w:t>
+      </w:r>
+    </w:p>
+    <w:p>
+      <w:pPr>
+        <w:spacing w:line="336" w:lineRule="auto" w:after="180"/>
+        <w:shd w:fill="FFF5E6"/>
+      </w:pPr>
+      <w:r>
+        <w:rPr>
+          <w:b w:val="0"/>
+        </w:rPr>
         <w:t>Change one thing: A candidate instead marks every book repair needed. Predict the result before checking the explanation. What remains the same?</w:t>
       </w:r>
     </w:p>
@@ -2572,17 +3881,61 @@
     </w:p>
     <w:p>
       <w:r>
+        <w:t>Find the unsupported step in the Accuracy as a Fraction claim and explain a repair using the supplied evidence.</w:t>
+      </w:r>
+    </w:p>
+    <w:p>
+      <w:pPr>
+        <w:pStyle w:val="Heading3"/>
+      </w:pPr>
+      <w:r>
+        <w:t>Find the first error</w:t>
+      </w:r>
+    </w:p>
+    <w:p>
+      <w:pPr>
+        <w:spacing w:line="336" w:lineRule="auto" w:after="180"/>
+        <w:shd w:fill="FFF5E6"/>
+      </w:pPr>
+      <w:r>
+        <w:rPr>
+          <w:b w:val="0"/>
+        </w:rPr>
         <w:t>ERROR DETECTIVE</w:t>
       </w:r>
     </w:p>
     <w:p>
-      <w:r>
+      <w:pPr>
+        <w:spacing w:line="336" w:lineRule="auto" w:after="180"/>
+      </w:pPr>
+      <w:r>
+        <w:rPr>
+          <w:b w:val="0"/>
+        </w:rPr>
         <w:t>Compare → Diagnose → Repair</w:t>
       </w:r>
     </w:p>
     <w:p>
-      <w:r>
-        <w:t>Do not patch the answer. Find the earliest unsupported assumption, wrong step, or weak evidence.</w:t>
+      <w:pPr>
+        <w:spacing w:line="336" w:lineRule="auto" w:after="180"/>
+      </w:pPr>
+      <w:r>
+        <w:rPr>
+          <w:b w:val="0"/>
+        </w:rPr>
+        <w:t xml:space="preserve">Do not patch the answer. Find the earliest unsupported assumption, wrong step, or weak </w:t>
+      </w:r>
+      <w:r>
+        <w:rPr>
+          <w:b/>
+        </w:rPr>
+        <w:t>evidence</w:t>
+      </w:r>
+      <w:r>
+        <w:rPr>
+          <w:b w:val="0"/>
+        </w:rPr>
+        <w:t>.</w:t>
       </w:r>
     </w:p>
     <w:p>
@@ -2832,7 +4185,14 @@
       </w:tr>
     </w:tbl>
     <w:p>
-      <w:r>
+      <w:pPr>
+        <w:spacing w:line="336" w:lineRule="auto" w:after="180"/>
+        <w:shd w:fill="F5F1FB"/>
+      </w:pPr>
+      <w:r>
+        <w:rPr>
+          <w:b w:val="0"/>
+        </w:rPr>
         <w:t>Repair one cause. Why is this repair better than changing several things?</w:t>
       </w:r>
     </w:p>
@@ -2878,20 +4238,122 @@
       </w:r>
     </w:p>
     <w:p>
-      <w:r>
-        <w:t>Compare methods on the same appropriate evaluation examples and report the training-derived baseline. Include ordinary accuracy, each class denominator, false positives and false negatives. An equal-class summary adds information but cannot choose the acceptable tradeoff for the task. Keep development decisions separate from a final test.</w:t>
-      </w:r>
-    </w:p>
-    <w:p>
-      <w:r>
-        <w:t>A result of 4/4 correct blocked cases is 100 percent on those four examples, not proof of perfect future detection. If the evaluated set contains no blocked cases, it cannot measure blocked-case performance at all. Next week separates precision and recall by asking which denominator answers each question.</w:t>
-      </w:r>
-    </w:p>
-    <w:p>
       <w:pPr>
         <w:pStyle w:val="Heading3"/>
       </w:pPr>
       <w:r>
+        <w:t>Check the claim against the facts</w:t>
+      </w:r>
+    </w:p>
+    <w:p>
+      <w:pPr>
+        <w:spacing w:line="336" w:lineRule="auto" w:after="180"/>
+        <w:shd w:fill="FFF5E6"/>
+      </w:pPr>
+      <w:r>
+        <w:rPr>
+          <w:b w:val="0"/>
+        </w:rPr>
+        <w:t xml:space="preserve">Compare methods on the same appropriate evaluation examples and report the </w:t>
+      </w:r>
+      <w:r>
+        <w:rPr>
+          <w:b/>
+        </w:rPr>
+        <w:t>training</w:t>
+      </w:r>
+      <w:r>
+        <w:rPr>
+          <w:b w:val="0"/>
+        </w:rPr>
+        <w:t xml:space="preserve">-derived baseline. Include ordinary </w:t>
+      </w:r>
+      <w:r>
+        <w:rPr>
+          <w:b/>
+        </w:rPr>
+        <w:t>accuracy</w:t>
+      </w:r>
+      <w:r>
+        <w:rPr>
+          <w:b w:val="0"/>
+        </w:rPr>
+        <w:t xml:space="preserve">, each class </w:t>
+      </w:r>
+      <w:r>
+        <w:rPr>
+          <w:b/>
+        </w:rPr>
+        <w:t>denominator</w:t>
+      </w:r>
+      <w:r>
+        <w:rPr>
+          <w:b w:val="0"/>
+        </w:rPr>
+        <w:t>, false positives and false negatives.</w:t>
+      </w:r>
+    </w:p>
+    <w:p>
+      <w:pPr>
+        <w:spacing w:line="336" w:lineRule="auto" w:after="180"/>
+        <w:shd w:fill="FFF5E6"/>
+      </w:pPr>
+      <w:r>
+        <w:rPr>
+          <w:b w:val="0"/>
+        </w:rPr>
+        <w:t>An equal-class summary adds information but cannot choose the acceptable tradeoff for the task. Keep development decisions separate from a final test.</w:t>
+      </w:r>
+    </w:p>
+    <w:p>
+      <w:pPr>
+        <w:pStyle w:val="Heading3"/>
+      </w:pPr>
+      <w:r>
+        <w:t>Check the claim against the facts</w:t>
+      </w:r>
+    </w:p>
+    <w:p>
+      <w:pPr>
+        <w:spacing w:line="336" w:lineRule="auto" w:after="180"/>
+        <w:shd w:fill="FFF5E6"/>
+      </w:pPr>
+      <w:r>
+        <w:rPr>
+          <w:b w:val="0"/>
+        </w:rPr>
+        <w:t>A result of 4/4 correct blocked cases is 100 percent on those four examples, not proof of perfect future detection. If the evaluated set contains no blocked cases, it cannot measure blocked-case performance at all.</w:t>
+      </w:r>
+    </w:p>
+    <w:p>
+      <w:pPr>
+        <w:spacing w:line="336" w:lineRule="auto" w:after="180"/>
+        <w:shd w:fill="FFF5E6"/>
+      </w:pPr>
+      <w:r>
+        <w:rPr>
+          <w:b w:val="0"/>
+        </w:rPr>
+        <w:t xml:space="preserve">Next week separates precision and recall by asking which </w:t>
+      </w:r>
+      <w:r>
+        <w:rPr>
+          <w:b/>
+        </w:rPr>
+        <w:t>denominator</w:t>
+      </w:r>
+      <w:r>
+        <w:rPr>
+          <w:b w:val="0"/>
+        </w:rPr>
+        <w:t xml:space="preserve"> answers each question.</w:t>
+      </w:r>
+    </w:p>
+    <w:p>
+      <w:pPr>
+        <w:pStyle w:val="Heading3"/>
+      </w:pPr>
+      <w:r>
         <w:t>A team advertises 80 percent accuracy but its classifier predicts clear on every record. What additional evidence would you request, and what can you already conclude about the four blocked cases in our worked evaluation?</w:t>
       </w:r>
     </w:p>
@@ -2924,8 +4386,50 @@
       </w:r>
     </w:p>
     <w:p>
-      <w:r>
-        <w:t>A percentage from a few volunteers is not automatically representative of the whole class. Report counts, the question, who responded and exclusions alongside the percentage.</w:t>
+      <w:pPr>
+        <w:spacing w:line="336" w:lineRule="auto" w:after="180"/>
+      </w:pPr>
+      <w:r>
+        <w:rPr>
+          <w:b w:val="0"/>
+        </w:rPr>
+        <w:t xml:space="preserve">A </w:t>
+      </w:r>
+      <w:r>
+        <w:rPr>
+          <w:b/>
+        </w:rPr>
+        <w:t>percentage</w:t>
+      </w:r>
+      <w:r>
+        <w:rPr>
+          <w:b w:val="0"/>
+        </w:rPr>
+        <w:t xml:space="preserve"> from a few volunteers is not automatically representative of the whole class. Report </w:t>
+      </w:r>
+      <w:r>
+        <w:rPr>
+          <w:b/>
+        </w:rPr>
+        <w:t>count</w:t>
+      </w:r>
+      <w:r>
+        <w:rPr>
+          <w:b w:val="0"/>
+        </w:rPr>
+        <w:t xml:space="preserve">s, the question, who responded and exclusions alongside the </w:t>
+      </w:r>
+      <w:r>
+        <w:rPr>
+          <w:b/>
+        </w:rPr>
+        <w:t>percentage</w:t>
+      </w:r>
+      <w:r>
+        <w:rPr>
+          <w:b w:val="0"/>
+        </w:rPr>
+        <w:t>.</w:t>
       </w:r>
     </w:p>
     <w:p>
@@ -2976,16 +4480,39 @@
     </w:p>
     <w:p>
       <w:r>
+        <w:t>Practise Accuracy as a Fraction with support, then explain the deciding step in your own words.</w:t>
+      </w:r>
+    </w:p>
+    <w:p>
+      <w:pPr>
+        <w:spacing w:line="336" w:lineRule="auto" w:after="180"/>
+      </w:pPr>
+      <w:r>
+        <w:rPr>
+          <w:b/>
+        </w:rPr>
         <w:t>LOGIC STUDIO</w:t>
       </w:r>
     </w:p>
     <w:p>
-      <w:r>
+      <w:pPr>
+        <w:spacing w:line="336" w:lineRule="auto" w:after="180"/>
+      </w:pPr>
+      <w:r>
+        <w:rPr>
+          <w:b w:val="0"/>
+        </w:rPr>
         <w:t>Trace Before You Run</w:t>
       </w:r>
     </w:p>
     <w:p>
-      <w:r>
+      <w:pPr>
+        <w:spacing w:line="336" w:lineRule="auto" w:after="180"/>
+      </w:pPr>
+      <w:r>
+        <w:rPr>
+          <w:b w:val="0"/>
+        </w:rPr>
         <w:t>Block code, pseudocode, tables, and diagrams are different ways to expose the same reasoning.</w:t>
       </w:r>
     </w:p>
@@ -3026,8 +4553,26 @@
       </w:r>
     </w:p>
     <w:p>
-      <w:r>
-        <w:t>SET evidence_record</w:t>
+      <w:pPr>
+        <w:spacing w:line="336" w:lineRule="auto" w:after="180"/>
+      </w:pPr>
+      <w:r>
+        <w:rPr>
+          <w:b w:val="0"/>
+        </w:rPr>
+        <w:t xml:space="preserve">SET </w:t>
+      </w:r>
+      <w:r>
+        <w:rPr>
+          <w:b/>
+        </w:rPr>
+        <w:t>evidence</w:t>
+      </w:r>
+      <w:r>
+        <w:rPr>
+          <w:b w:val="0"/>
+        </w:rPr>
+        <w:t>_record</w:t>
         <w:br/>
         <w:t>PREDICT expected_result</w:t>
         <w:br/>
@@ -3041,8 +4586,27 @@
       </w:r>
     </w:p>
     <w:p>
-      <w:r>
-        <w:t>Trace one input. Which line changes the state or chooses a path?</w:t>
+      <w:pPr>
+        <w:spacing w:line="336" w:lineRule="auto" w:after="180"/>
+        <w:shd w:fill="F5F1FB"/>
+      </w:pPr>
+      <w:r>
+        <w:rPr>
+          <w:b w:val="0"/>
+        </w:rPr>
+        <w:t xml:space="preserve">Trace one </w:t>
+      </w:r>
+      <w:r>
+        <w:rPr>
+          <w:b/>
+        </w:rPr>
+        <w:t>input</w:t>
+      </w:r>
+      <w:r>
+        <w:rPr>
+          <w:b w:val="0"/>
+        </w:rPr>
+        <w:t>. Which line changes the state or chooses a path?</w:t>
       </w:r>
     </w:p>
     <w:p>
@@ -3087,13 +4651,95 @@
       </w:r>
     </w:p>
     <w:p>
-      <w:r>
-        <w:t>Consider a separate illustrative set with 8 clear and 8 blocked cases. Suppose the same within-class fractions hold: the baseline matrix is [[8,0],[8,0]] and the candidate matrix is [[6,2],[0,8]]. Ordinary accuracy is now 50 percent versus 87.5 percent. Balanced accuracy remains 50 percent versus 87.5 percent. The class mix changed the overall score even though the within-class fractions stayed fixed.</w:t>
-      </w:r>
-    </w:p>
-    <w:p>
-      <w:r>
-        <w:t>This is an arithmetic comparison, not proof that a real classifier keeps the same behavior after a population change. Report sample size, class counts, full matrix and how the evaluation data was chosen. Do not remove inconvenient cases or duplicate rare evaluation cases just to improve a headline number. If training is resampled, keep that separate from evaluation and document it.</w:t>
+      <w:pPr>
+        <w:spacing w:line="336" w:lineRule="auto" w:after="180"/>
+      </w:pPr>
+      <w:r>
+        <w:rPr>
+          <w:b w:val="0"/>
+        </w:rPr>
+        <w:t>Consider a separate illustrative set with 8 clear and 8 blocked cases. Suppose the same within-class fractions hold: the baseline matrix is [[8,0],[8,0]] and the candidate matrix is [[6,2],[0,8]].</w:t>
+      </w:r>
+    </w:p>
+    <w:p>
+      <w:pPr>
+        <w:spacing w:line="336" w:lineRule="auto" w:after="180"/>
+      </w:pPr>
+      <w:r>
+        <w:rPr>
+          <w:b w:val="0"/>
+        </w:rPr>
+        <w:t xml:space="preserve">Ordinary </w:t>
+      </w:r>
+      <w:r>
+        <w:rPr>
+          <w:b/>
+        </w:rPr>
+        <w:t>accuracy</w:t>
+      </w:r>
+      <w:r>
+        <w:rPr>
+          <w:b w:val="0"/>
+        </w:rPr>
+        <w:t xml:space="preserve"> is now 50 percent versus 87.5 percent. </w:t>
+      </w:r>
+      <w:r>
+        <w:rPr>
+          <w:b/>
+        </w:rPr>
+        <w:t>Balanced accuracy</w:t>
+      </w:r>
+      <w:r>
+        <w:rPr>
+          <w:b w:val="0"/>
+        </w:rPr>
+        <w:t xml:space="preserve"> remains 50 percent versus 87.5 percent. The class mix changed the overall score even though the within-class fractions stayed fixed.</w:t>
+      </w:r>
+    </w:p>
+    <w:p>
+      <w:pPr>
+        <w:spacing w:line="336" w:lineRule="auto" w:after="180"/>
+      </w:pPr>
+      <w:r>
+        <w:rPr>
+          <w:b w:val="0"/>
+        </w:rPr>
+        <w:t xml:space="preserve">This is an arithmetic comparison, not proof that a real classifier keeps the same behavior after a population change. Report sample size, class </w:t>
+      </w:r>
+      <w:r>
+        <w:rPr>
+          <w:b/>
+        </w:rPr>
+        <w:t>count</w:t>
+      </w:r>
+      <w:r>
+        <w:rPr>
+          <w:b w:val="0"/>
+        </w:rPr>
+        <w:t>s, full matrix and how the evaluation data was chosen.</w:t>
+      </w:r>
+    </w:p>
+    <w:p>
+      <w:pPr>
+        <w:spacing w:line="336" w:lineRule="auto" w:after="180"/>
+      </w:pPr>
+      <w:r>
+        <w:rPr>
+          <w:b w:val="0"/>
+        </w:rPr>
+        <w:t xml:space="preserve">Do not remove inconvenient cases or duplicate rare evaluation cases just to improve a headline number. If </w:t>
+      </w:r>
+      <w:r>
+        <w:rPr>
+          <w:b/>
+        </w:rPr>
+        <w:t>training</w:t>
+      </w:r>
+      <w:r>
+        <w:rPr>
+          <w:b w:val="0"/>
+        </w:rPr>
+        <w:t xml:space="preserve"> is resampled, keep that separate from evaluation and document it.</w:t>
       </w:r>
     </w:p>
     <w:p>
@@ -3105,7 +4751,13 @@
       </w:r>
     </w:p>
     <w:p>
-      <w:r>
+      <w:pPr>
+        <w:spacing w:line="336" w:lineRule="auto" w:after="180"/>
+      </w:pPr>
+      <w:r>
+        <w:rPr>
+          <w:b w:val="0"/>
+        </w:rPr>
         <w:t>Dividing by known when it equals 0 causes ZeroDivisionError. Test known &gt; 0 before division and report no known responses if none exist. Reporting 0 percent would wrongly suggest known responses with no Yes answers.</w:t>
       </w:r>
     </w:p>
@@ -3118,8 +4770,50 @@
       </w:r>
     </w:p>
     <w:p>
-      <w:r>
-        <w:t>Use workbook W2 for the connected example “Accuracy and class imbalance”. First fill the input and rule boxes. Try the middle steps before asking for a hint. After a hint, try the next step yourself.</w:t>
+      <w:pPr>
+        <w:spacing w:line="336" w:lineRule="auto" w:after="180"/>
+      </w:pPr>
+      <w:r>
+        <w:rPr>
+          <w:b w:val="0"/>
+        </w:rPr>
+        <w:t>Use workbook W2 for the connected example “</w:t>
+      </w:r>
+      <w:r>
+        <w:rPr>
+          <w:b/>
+        </w:rPr>
+        <w:t>Accuracy</w:t>
+      </w:r>
+      <w:r>
+        <w:rPr>
+          <w:b w:val="0"/>
+        </w:rPr>
+        <w:t xml:space="preserve"> and </w:t>
+      </w:r>
+      <w:r>
+        <w:rPr>
+          <w:b/>
+        </w:rPr>
+        <w:t>class imbalance</w:t>
+      </w:r>
+      <w:r>
+        <w:rPr>
+          <w:b w:val="0"/>
+        </w:rPr>
+        <w:t xml:space="preserve">”. First fill the </w:t>
+      </w:r>
+      <w:r>
+        <w:rPr>
+          <w:b/>
+        </w:rPr>
+        <w:t>input</w:t>
+      </w:r>
+      <w:r>
+        <w:rPr>
+          <w:b w:val="0"/>
+        </w:rPr>
+        <w:t xml:space="preserve"> and rule boxes. Try the middle steps before asking for a hint. After a hint, try the next step yourself.</w:t>
       </w:r>
     </w:p>
     <w:tbl>
@@ -3202,7 +4896,13 @@
       </w:tr>
     </w:tbl>
     <w:p>
-      <w:r>
+      <w:pPr>
+        <w:spacing w:line="336" w:lineRule="auto" w:after="180"/>
+      </w:pPr>
+      <w:r>
+        <w:rPr>
+          <w:b w:val="0"/>
+        </w:rPr>
         <w:t>Explain your trace to a partner. Your partner points to one step to check. Swap roles on the next case. Each person writes their own explanation.</w:t>
       </w:r>
     </w:p>
@@ -3215,12 +4915,71 @@
       </w:r>
     </w:p>
     <w:p>
-      <w:r>
-        <w:t>Use the worked case for Accuracy and class imbalance. Proposed explanation: “High accuracy means both classes work well”. Decide whether this explanation is supported. Point to the step or supplied fact that decides; explain your repair if needed.</w:t>
-      </w:r>
-    </w:p>
-    <w:p>
-      <w:r>
+      <w:pPr>
+        <w:spacing w:line="336" w:lineRule="auto" w:after="180"/>
+      </w:pPr>
+      <w:r>
+        <w:rPr>
+          <w:b w:val="0"/>
+        </w:rPr>
+        <w:t xml:space="preserve">Use the worked case for </w:t>
+      </w:r>
+      <w:r>
+        <w:rPr>
+          <w:b/>
+        </w:rPr>
+        <w:t>Accuracy</w:t>
+      </w:r>
+      <w:r>
+        <w:rPr>
+          <w:b w:val="0"/>
+        </w:rPr>
+        <w:t xml:space="preserve"> and </w:t>
+      </w:r>
+      <w:r>
+        <w:rPr>
+          <w:b/>
+        </w:rPr>
+        <w:t>class imbalance</w:t>
+      </w:r>
+      <w:r>
+        <w:rPr>
+          <w:b w:val="0"/>
+        </w:rPr>
+        <w:t xml:space="preserve">. Proposed explanation: “High </w:t>
+      </w:r>
+      <w:r>
+        <w:rPr>
+          <w:b/>
+        </w:rPr>
+        <w:t>accuracy</w:t>
+      </w:r>
+      <w:r>
+        <w:rPr>
+          <w:b w:val="0"/>
+        </w:rPr>
+        <w:t xml:space="preserve"> means both classes work well”. Decide whether this explanation is supported.</w:t>
+      </w:r>
+    </w:p>
+    <w:p>
+      <w:pPr>
+        <w:spacing w:line="336" w:lineRule="auto" w:after="180"/>
+      </w:pPr>
+      <w:r>
+        <w:rPr>
+          <w:b w:val="0"/>
+        </w:rPr>
+        <w:t>Point to the step or supplied fact that decides; explain your repair if needed.</w:t>
+      </w:r>
+    </w:p>
+    <w:p>
+      <w:pPr>
+        <w:spacing w:line="336" w:lineRule="auto" w:after="180"/>
+      </w:pPr>
+      <w:r>
+        <w:rPr>
+          <w:b w:val="0"/>
+        </w:rPr>
         <w:t>Answer on your own before discussion. If you are unsure, say which step you need help with.</w:t>
       </w:r>
     </w:p>
@@ -3233,8 +4992,26 @@
       </w:r>
     </w:p>
     <w:p>
-      <w:r>
-        <w:t>Use its named workbook W2. Identify the given inputs, try the middle steps with less help, then explain your trace. Check this claim before group discussion: A successful run proves the conclusion</w:t>
+      <w:pPr>
+        <w:spacing w:line="336" w:lineRule="auto" w:after="180"/>
+      </w:pPr>
+      <w:r>
+        <w:rPr>
+          <w:b w:val="0"/>
+        </w:rPr>
+        <w:t xml:space="preserve">Use its named workbook W2. Identify the given </w:t>
+      </w:r>
+      <w:r>
+        <w:rPr>
+          <w:b/>
+        </w:rPr>
+        <w:t>input</w:t>
+      </w:r>
+      <w:r>
+        <w:rPr>
+          <w:b w:val="0"/>
+        </w:rPr>
+        <w:t>s, try the middle steps with less help, then explain your trace. Check this claim before group discussion: A successful run proves the conclusion</w:t>
       </w:r>
     </w:p>
     <w:p>
@@ -3246,7 +5023,14 @@
       </w:r>
     </w:p>
     <w:p>
-      <w:r>
+      <w:pPr>
+        <w:spacing w:line="336" w:lineRule="auto" w:after="180"/>
+        <w:shd w:fill="F5F1FB"/>
+      </w:pPr>
+      <w:r>
+        <w:rPr>
+          <w:b w:val="0"/>
+        </w:rPr>
         <w:t>Why is 100% repair detection not sufficient to declare the changed classifier best?</w:t>
       </w:r>
     </w:p>
@@ -3279,7 +5063,13 @@
       </w:r>
     </w:p>
     <w:p>
-      <w:r>
+      <w:pPr>
+        <w:spacing w:line="336" w:lineRule="auto" w:after="180"/>
+      </w:pPr>
+      <w:r>
+        <w:rPr>
+          <w:b w:val="0"/>
+        </w:rPr>
         <w:t>This is supported practice. Keep the separately named independent case for an attempt before feedback.</w:t>
       </w:r>
     </w:p>
@@ -3293,16 +5083,45 @@
     </w:p>
     <w:p>
       <w:r>
-        <w:t>EVIDENCE LAB</w:t>
-      </w:r>
-    </w:p>
-    <w:p>
-      <w:r>
+        <w:t>Investigate Accuracy as a Fraction. Record the prediction, actual observation or labelled paper trace, explanation and next test separately.</w:t>
+      </w:r>
+    </w:p>
+    <w:p>
+      <w:pPr>
+        <w:spacing w:line="336" w:lineRule="auto" w:after="180"/>
+      </w:pPr>
+      <w:r>
+        <w:rPr>
+          <w:b/>
+        </w:rPr>
+        <w:t>EVIDENCE</w:t>
+      </w:r>
+      <w:r>
+        <w:rPr>
+          <w:b/>
+        </w:rPr>
+        <w:t xml:space="preserve"> LAB</w:t>
+      </w:r>
+    </w:p>
+    <w:p>
+      <w:pPr>
+        <w:spacing w:line="336" w:lineRule="auto" w:after="180"/>
+      </w:pPr>
+      <w:r>
+        <w:rPr>
+          <w:b w:val="0"/>
+        </w:rPr>
         <w:t>Predict → Test → Record → Explain</w:t>
       </w:r>
     </w:p>
     <w:p>
-      <w:r>
+      <w:pPr>
+        <w:spacing w:line="336" w:lineRule="auto" w:after="180"/>
+      </w:pPr>
+      <w:r>
+        <w:rPr>
+          <w:b w:val="0"/>
+        </w:rPr>
         <w:t>Keep expected and actual results separate. Surprises are useful data when recorded honestly.</w:t>
       </w:r>
     </w:p>
@@ -3343,8 +5162,38 @@
       </w:r>
     </w:p>
     <w:p>
-      <w:r>
-        <w:t>Score two prediction sheets, simplify or convert each fraction, compare percentages, then inspect which cases were wrong.</w:t>
+      <w:pPr>
+        <w:spacing w:line="336" w:lineRule="auto" w:after="180"/>
+      </w:pPr>
+      <w:r>
+        <w:rPr>
+          <w:b w:val="0"/>
+        </w:rPr>
+        <w:t xml:space="preserve">Score two </w:t>
+      </w:r>
+      <w:r>
+        <w:rPr>
+          <w:b/>
+        </w:rPr>
+        <w:t>prediction</w:t>
+      </w:r>
+      <w:r>
+        <w:rPr>
+          <w:b w:val="0"/>
+        </w:rPr>
+        <w:t xml:space="preserve"> sheets, simplify or convert each fraction, compare </w:t>
+      </w:r>
+      <w:r>
+        <w:rPr>
+          <w:b/>
+        </w:rPr>
+        <w:t>percentage</w:t>
+      </w:r>
+      <w:r>
+        <w:rPr>
+          <w:b w:val="0"/>
+        </w:rPr>
+        <w:t>s, then inspect which cases were wrong.</w:t>
       </w:r>
     </w:p>
     <w:tbl>
@@ -3593,7 +5442,14 @@
       </w:tr>
     </w:tbl>
     <w:p>
-      <w:r>
+      <w:pPr>
+        <w:spacing w:line="336" w:lineRule="auto" w:after="180"/>
+        <w:shd w:fill="F5F1FB"/>
+      </w:pPr>
+      <w:r>
+        <w:rPr>
+          <w:b w:val="0"/>
+        </w:rPr>
         <w:t>What did the hardest test teach you that the normal test did not?</w:t>
       </w:r>
     </w:p>
@@ -3639,7 +5495,13 @@
       </w:r>
     </w:p>
     <w:p>
-      <w:r>
+      <w:pPr>
+        <w:spacing w:line="336" w:lineRule="auto" w:after="180"/>
+      </w:pPr>
+      <w:r>
+        <w:rPr>
+          <w:b w:val="0"/>
+        </w:rPr>
         <w:t>Before trying: what do I expect, and why? While trying: which step could first go wrong? Afterwards: what did I actually observe, and what should change? Keep “not run” if you only traced the procedure.</w:t>
       </w:r>
     </w:p>
@@ -3653,17 +5515,52 @@
     </w:p>
     <w:p>
       <w:r>
+        <w:t>Move from recall to tracing, diagnosis and transfer in Accuracy as a Fraction. Explain why each step is justified.</w:t>
+      </w:r>
+    </w:p>
+    <w:p>
+      <w:pPr>
+        <w:spacing w:line="336" w:lineRule="auto" w:after="180"/>
+      </w:pPr>
+      <w:r>
+        <w:rPr>
+          <w:b/>
+        </w:rPr>
         <w:t>MASTERY</w:t>
       </w:r>
     </w:p>
     <w:p>
-      <w:r>
+      <w:pPr>
+        <w:spacing w:line="336" w:lineRule="auto" w:after="180"/>
+      </w:pPr>
+      <w:r>
+        <w:rPr>
+          <w:b w:val="0"/>
+        </w:rPr>
         <w:t>From Knowing the Word to Owning the Idea</w:t>
       </w:r>
     </w:p>
     <w:p>
-      <w:r>
-        <w:t>Move upward only when you can produce evidence without copying the worked example.</w:t>
+      <w:pPr>
+        <w:spacing w:line="336" w:lineRule="auto" w:after="180"/>
+      </w:pPr>
+      <w:r>
+        <w:rPr>
+          <w:b w:val="0"/>
+        </w:rPr>
+        <w:t xml:space="preserve">Move upward only when you can produce </w:t>
+      </w:r>
+      <w:r>
+        <w:rPr>
+          <w:b/>
+        </w:rPr>
+        <w:t>evidence</w:t>
+      </w:r>
+      <w:r>
+        <w:rPr>
+          <w:b w:val="0"/>
+        </w:rPr>
+        <w:t xml:space="preserve"> without copying the worked example.</w:t>
       </w:r>
     </w:p>
     <w:p>
@@ -3703,33 +5600,105 @@
       </w:r>
     </w:p>
     <w:p>
-      <w:r>
+      <w:pPr>
+        <w:spacing w:line="336" w:lineRule="auto" w:after="180"/>
+      </w:pPr>
+      <w:r>
+        <w:rPr>
+          <w:b w:val="0"/>
+        </w:rPr>
         <w:t>1 • NAME: Define the concept without repeating the textbook.</w:t>
       </w:r>
     </w:p>
     <w:p>
-      <w:r>
-        <w:t>2 • TRACE: Show the information, state, branch, calculation, or evidence path.</w:t>
-      </w:r>
-    </w:p>
-    <w:p>
-      <w:r>
+      <w:pPr>
+        <w:spacing w:line="336" w:lineRule="auto" w:after="180"/>
+      </w:pPr>
+      <w:r>
+        <w:rPr>
+          <w:b w:val="0"/>
+        </w:rPr>
+        <w:t xml:space="preserve">2 • TRACE: Show the information, state, branch, calculation, or </w:t>
+      </w:r>
+      <w:r>
+        <w:rPr>
+          <w:b/>
+        </w:rPr>
+        <w:t>evidence</w:t>
+      </w:r>
+      <w:r>
+        <w:rPr>
+          <w:b w:val="0"/>
+        </w:rPr>
+        <w:t xml:space="preserve"> path.</w:t>
+      </w:r>
+    </w:p>
+    <w:p>
+      <w:pPr>
+        <w:spacing w:line="336" w:lineRule="auto" w:after="180"/>
+      </w:pPr>
+      <w:r>
+        <w:rPr>
+          <w:b w:val="0"/>
+        </w:rPr>
         <w:t>3 • APPLY: Solve a different example independently.</w:t>
       </w:r>
     </w:p>
     <w:p>
-      <w:r>
-        <w:t>4 • CHALLENGE: Find a boundary case, counterexample, or unfair outcome.</w:t>
-      </w:r>
-    </w:p>
-    <w:p>
-      <w:r>
+      <w:pPr>
+        <w:spacing w:line="336" w:lineRule="auto" w:after="180"/>
+      </w:pPr>
+      <w:r>
+        <w:rPr>
+          <w:b w:val="0"/>
+        </w:rPr>
+        <w:t xml:space="preserve">4 • CHALLENGE: Find a boundary case, </w:t>
+      </w:r>
+      <w:r>
+        <w:rPr>
+          <w:b/>
+        </w:rPr>
+        <w:t>count</w:t>
+      </w:r>
+      <w:r>
+        <w:rPr>
+          <w:b w:val="0"/>
+        </w:rPr>
+        <w:t>erexample, or unfair outcome.</w:t>
+      </w:r>
+    </w:p>
+    <w:p>
+      <w:pPr>
+        <w:spacing w:line="336" w:lineRule="auto" w:after="180"/>
+      </w:pPr>
+      <w:r>
+        <w:rPr>
+          <w:b w:val="0"/>
+        </w:rPr>
         <w:t>5 • EXPLAIN LIMITS: Say when the result should not be trusted or used alone.</w:t>
       </w:r>
     </w:p>
     <w:p>
-      <w:r>
-        <w:t>My strongest evidence of independent understanding:</w:t>
+      <w:pPr>
+        <w:spacing w:line="336" w:lineRule="auto" w:after="180"/>
+      </w:pPr>
+      <w:r>
+        <w:rPr>
+          <w:b w:val="0"/>
+        </w:rPr>
+        <w:t xml:space="preserve">My strongest </w:t>
+      </w:r>
+      <w:r>
+        <w:rPr>
+          <w:b/>
+        </w:rPr>
+        <w:t>evidence</w:t>
+      </w:r>
+      <w:r>
+        <w:rPr>
+          <w:b w:val="0"/>
+        </w:rPr>
+        <w:t xml:space="preserve"> of independent understanding:</w:t>
       </w:r>
     </w:p>
     <w:p>
@@ -3775,16 +5744,39 @@
     </w:p>
     <w:p>
       <w:r>
+        <w:t>Apply this week’s idea to Transparent Book Recommender. Keep an annotated decision and the evidence supporting it.</w:t>
+      </w:r>
+    </w:p>
+    <w:p>
+      <w:pPr>
+        <w:spacing w:line="336" w:lineRule="auto" w:after="180"/>
+      </w:pPr>
+      <w:r>
+        <w:rPr>
+          <w:b/>
+        </w:rPr>
         <w:t>CUMULATIVE PROJECT</w:t>
       </w:r>
     </w:p>
     <w:p>
-      <w:r>
+      <w:pPr>
+        <w:spacing w:line="336" w:lineRule="auto" w:after="180"/>
+      </w:pPr>
+      <w:r>
+        <w:rPr>
+          <w:b w:val="0"/>
+        </w:rPr>
         <w:t>Transparent Book Recommender</w:t>
       </w:r>
     </w:p>
     <w:p>
-      <w:r>
+      <w:pPr>
+        <w:spacing w:line="336" w:lineRule="auto" w:after="180"/>
+      </w:pPr>
+      <w:r>
+        <w:rPr>
+          <w:b w:val="0"/>
+        </w:rPr>
         <w:t>Every week adds one inspectable piece. The system must show how it reached a result.</w:t>
       </w:r>
     </w:p>
@@ -3825,17 +5817,75 @@
       </w:r>
     </w:p>
     <w:p>
-      <w:r>
-        <w:t>THIS WEEK’S CHECKPOINT  Report correct recommendations / all test users, alongside the raw test count.</w:t>
-      </w:r>
-    </w:p>
-    <w:p>
-      <w:r>
-        <w:t>SYSTEM MAP  Reader need → allowed inputs → transparent rule or score → ranked candidates → explanation → test record → human decision</w:t>
-      </w:r>
-    </w:p>
-    <w:p>
-      <w:r>
+      <w:pPr>
+        <w:spacing w:line="336" w:lineRule="auto" w:after="180"/>
+      </w:pPr>
+      <w:r>
+        <w:rPr>
+          <w:b w:val="0"/>
+        </w:rPr>
+        <w:t xml:space="preserve">THIS WEEK’S CHECKPOINT  Report correct recommendations / all test users, alongside the raw test </w:t>
+      </w:r>
+      <w:r>
+        <w:rPr>
+          <w:b/>
+        </w:rPr>
+        <w:t>count</w:t>
+      </w:r>
+      <w:r>
+        <w:rPr>
+          <w:b w:val="0"/>
+        </w:rPr>
+        <w:t>.</w:t>
+      </w:r>
+    </w:p>
+    <w:p>
+      <w:pPr>
+        <w:pStyle w:val="Heading3"/>
+      </w:pPr>
+      <w:r>
+        <w:t>Trace the system</w:t>
+      </w:r>
+    </w:p>
+    <w:p>
+      <w:pPr>
+        <w:spacing w:line="336" w:lineRule="auto" w:after="180"/>
+        <w:shd w:fill="EDF7F3"/>
+      </w:pPr>
+      <w:r>
+        <w:rPr>
+          <w:b w:val="0"/>
+        </w:rPr>
+        <w:t xml:space="preserve">SYSTEM MAP  Reader need → allowed </w:t>
+      </w:r>
+      <w:r>
+        <w:rPr>
+          <w:b/>
+        </w:rPr>
+        <w:t>input</w:t>
+      </w:r>
+      <w:r>
+        <w:rPr>
+          <w:b w:val="0"/>
+        </w:rPr>
+        <w:t xml:space="preserve">s → transparent rule or score → ranked candidates → explanation → test record → </w:t>
+      </w:r>
+      <w:r>
+        <w:rPr>
+          <w:b/>
+        </w:rPr>
+        <w:t>human decision</w:t>
+      </w:r>
+    </w:p>
+    <w:p>
+      <w:pPr>
+        <w:spacing w:line="336" w:lineRule="auto" w:after="180"/>
+        <w:shd w:fill="F5F1FB"/>
+      </w:pPr>
+      <w:r>
+        <w:rPr>
+          <w:b w:val="0"/>
+        </w:rPr>
         <w:t>What will you add, change, or verify in the project this week?</w:t>
       </w:r>
     </w:p>
@@ -3873,8 +5923,27 @@
       </w:r>
     </w:p>
     <w:p>
-      <w:r>
-        <w:t>What should remain under human control?</w:t>
+      <w:pPr>
+        <w:spacing w:line="336" w:lineRule="auto" w:after="180"/>
+        <w:shd w:fill="F5F1FB"/>
+      </w:pPr>
+      <w:r>
+        <w:rPr>
+          <w:b w:val="0"/>
+        </w:rPr>
+        <w:t xml:space="preserve">What should remain under </w:t>
+      </w:r>
+      <w:r>
+        <w:rPr>
+          <w:b/>
+        </w:rPr>
+        <w:t>human control</w:t>
+      </w:r>
+      <w:r>
+        <w:rPr>
+          <w:b w:val="0"/>
+        </w:rPr>
+        <w:t>?</w:t>
       </w:r>
     </w:p>
     <w:p>
@@ -3911,7 +5980,22 @@
       </w:r>
     </w:p>
     <w:p>
-      <w:r>
+      <w:pPr>
+        <w:pStyle w:val="Heading3"/>
+      </w:pPr>
+      <w:r>
+        <w:t>Responsible design</w:t>
+      </w:r>
+    </w:p>
+    <w:p>
+      <w:pPr>
+        <w:spacing w:line="336" w:lineRule="auto" w:after="180"/>
+        <w:shd w:fill="FFF5E6"/>
+      </w:pPr>
+      <w:r>
+        <w:rPr>
+          <w:b w:val="0"/>
+        </w:rPr>
         <w:t>RESPONSIBLE DESIGN  Collect only necessary information. Show uncertainty and limits. Never confuse a ranking with a fact about a person.</w:t>
       </w:r>
     </w:p>
@@ -3924,8 +6008,26 @@
       </w:r>
     </w:p>
     <w:p>
-      <w:r>
-        <w:t>Compare recommender choices with a simple baseline and report relevant rare-category failures, not only aggregate accuracy.</w:t>
+      <w:pPr>
+        <w:spacing w:line="336" w:lineRule="auto" w:after="180"/>
+      </w:pPr>
+      <w:r>
+        <w:rPr>
+          <w:b w:val="0"/>
+        </w:rPr>
+        <w:t xml:space="preserve">Compare recommender choices with a simple baseline and report relevant rare-category failures, not only aggregate </w:t>
+      </w:r>
+      <w:r>
+        <w:rPr>
+          <w:b/>
+        </w:rPr>
+        <w:t>accuracy</w:t>
+      </w:r>
+      <w:r>
+        <w:rPr>
+          <w:b w:val="0"/>
+        </w:rPr>
+        <w:t>.</w:t>
       </w:r>
     </w:p>
     <w:p>
@@ -3938,16 +6040,48 @@
     </w:p>
     <w:p>
       <w:r>
+        <w:t>Use a genuinely new case for independent evidence. Previously discussed examples remain practice; use the separately named independent case before feedback.</w:t>
+      </w:r>
+    </w:p>
+    <w:p>
+      <w:pPr>
+        <w:pStyle w:val="Heading3"/>
+      </w:pPr>
+      <w:r>
+        <w:t>Independent evidence</w:t>
+      </w:r>
+    </w:p>
+    <w:p>
+      <w:pPr>
+        <w:spacing w:line="336" w:lineRule="auto" w:after="180"/>
+        <w:shd w:fill="FFF5E6"/>
+      </w:pPr>
+      <w:r>
+        <w:rPr>
+          <w:b w:val="0"/>
+        </w:rPr>
         <w:t>INDEPENDENT MASTERY PROOF</w:t>
       </w:r>
     </w:p>
     <w:p>
-      <w:r>
+      <w:pPr>
+        <w:spacing w:line="336" w:lineRule="auto" w:after="180"/>
+      </w:pPr>
+      <w:r>
+        <w:rPr>
+          <w:b w:val="0"/>
+        </w:rPr>
         <w:t>Explain • Transfer • Test • Defend</w:t>
       </w:r>
     </w:p>
     <w:p>
-      <w:r>
+      <w:pPr>
+        <w:spacing w:line="336" w:lineRule="auto" w:after="180"/>
+      </w:pPr>
+      <w:r>
+        <w:rPr>
+          <w:b w:val="0"/>
+        </w:rPr>
         <w:t>Complete this page without copying the worked example. Your reasoning matters more than decoration.</w:t>
       </w:r>
     </w:p>
@@ -3988,12 +6122,34 @@
       </w:r>
     </w:p>
     <w:p>
-      <w:r>
+      <w:pPr>
+        <w:pStyle w:val="Heading3"/>
+      </w:pPr>
+      <w:r>
+        <w:t>Try a more demanding case</w:t>
+      </w:r>
+    </w:p>
+    <w:p>
+      <w:pPr>
+        <w:spacing w:line="336" w:lineRule="auto" w:after="180"/>
+        <w:shd w:fill="F5F1FB"/>
+      </w:pPr>
+      <w:r>
+        <w:rPr>
+          <w:b w:val="0"/>
+        </w:rPr>
         <w:t>CHALLENGE  Calculate and compare 7/10 and 18/20 models.</w:t>
       </w:r>
     </w:p>
     <w:p>
-      <w:r>
+      <w:pPr>
+        <w:spacing w:line="336" w:lineRule="auto" w:after="180"/>
+        <w:shd w:fill="F4F9FC"/>
+      </w:pPr>
+      <w:r>
+        <w:rPr>
+          <w:b w:val="0"/>
+        </w:rPr>
         <w:t>1. My fresh example, trace, calculation, or design:</w:t>
       </w:r>
     </w:p>
@@ -4031,8 +6187,27 @@
       </w:r>
     </w:p>
     <w:p>
-      <w:r>
-        <w:t>2. My evidence that it works (include a boundary or missing-data case):</w:t>
+      <w:pPr>
+        <w:spacing w:line="336" w:lineRule="auto" w:after="180"/>
+        <w:shd w:fill="F4F9FC"/>
+      </w:pPr>
+      <w:r>
+        <w:rPr>
+          <w:b w:val="0"/>
+        </w:rPr>
+        <w:t xml:space="preserve">2. My </w:t>
+      </w:r>
+      <w:r>
+        <w:rPr>
+          <w:b/>
+        </w:rPr>
+        <w:t>evidence</w:t>
+      </w:r>
+      <w:r>
+        <w:rPr>
+          <w:b w:val="0"/>
+        </w:rPr>
+        <w:t xml:space="preserve"> that it works (include a boundary or missing-data case):</w:t>
       </w:r>
     </w:p>
     <w:p>
@@ -4069,7 +6244,14 @@
       </w:r>
     </w:p>
     <w:p>
-      <w:r>
+      <w:pPr>
+        <w:spacing w:line="336" w:lineRule="auto" w:after="180"/>
+        <w:shd w:fill="F4F9FC"/>
+      </w:pPr>
+      <w:r>
+        <w:rPr>
+          <w:b w:val="0"/>
+        </w:rPr>
         <w:t>3. One limitation, fairness concern, or situation needing human review:</w:t>
       </w:r>
     </w:p>
@@ -4107,8 +6289,47 @@
       </w:r>
     </w:p>
     <w:p>
-      <w:r>
-        <w:t>SELF-CHECK  □ I explained the mechanism  □ I used evidence  □ I tested a fresh case  □ I named a limitation  □ I can answer ‘why?’</w:t>
+      <w:pPr>
+        <w:pStyle w:val="Heading3"/>
+      </w:pPr>
+      <w:r>
+        <w:t>Check your explanation</w:t>
+      </w:r>
+    </w:p>
+    <w:p>
+      <w:pPr>
+        <w:spacing w:line="336" w:lineRule="auto" w:after="180"/>
+        <w:shd w:fill="F5F1FB"/>
+      </w:pPr>
+      <w:r>
+        <w:rPr>
+          <w:b w:val="0"/>
+        </w:rPr>
+        <w:t xml:space="preserve">SELF-CHECK  □ I explained the </w:t>
+      </w:r>
+      <w:r>
+        <w:rPr>
+          <w:b/>
+        </w:rPr>
+        <w:t>mechanism</w:t>
+      </w:r>
+      <w:r>
+        <w:rPr>
+          <w:b w:val="0"/>
+        </w:rPr>
+        <w:t xml:space="preserve">  □ I used </w:t>
+      </w:r>
+      <w:r>
+        <w:rPr>
+          <w:b/>
+        </w:rPr>
+        <w:t>evidence</w:t>
+      </w:r>
+      <w:r>
+        <w:rPr>
+          <w:b w:val="0"/>
+        </w:rPr>
+        <w:t xml:space="preserve">  □ I tested a fresh case  □ I named a limitation  □ I can answer ‘why?’</w:t>
       </w:r>
     </w:p>
     <w:p>
@@ -4120,6 +6341,11 @@
       </w:r>
     </w:p>
     <w:p>
+      <w:r>
+        <w:t>Revisit the complete Accuracy as a Fraction case for supported practice. Repeated examples do not become fresh assessments.</w:t>
+      </w:r>
+    </w:p>
+    <w:p>
       <w:pPr>
         <w:pStyle w:val="Heading3"/>
       </w:pPr>
@@ -4128,7 +6354,13 @@
       </w:r>
     </w:p>
     <w:p>
-      <w:r>
+      <w:pPr>
+        <w:spacing w:line="336" w:lineRule="auto" w:after="180"/>
+      </w:pPr>
+      <w:r>
+        <w:rPr>
+          <w:b w:val="0"/>
+        </w:rPr>
         <w:t>Use the supplied details to practise the weekly concept before attempting the independent question. This case extends the illustrated lesson.</w:t>
       </w:r>
     </w:p>
@@ -4141,7 +6373,13 @@
       </w:r>
     </w:p>
     <w:p>
-      <w:r>
+      <w:pPr>
+        <w:spacing w:line="336" w:lineRule="auto" w:after="180"/>
+      </w:pPr>
+      <w:r>
+        <w:rPr>
+          <w:b w:val="0"/>
+        </w:rPr>
         <w:t>Nine of twelve held-out classifications are correct.</w:t>
       </w:r>
     </w:p>
@@ -4154,8 +6392,38 @@
       </w:r>
     </w:p>
     <w:p>
-      <w:r>
-        <w:t>Compute accuracy and state the denominator.</w:t>
+      <w:pPr>
+        <w:spacing w:line="336" w:lineRule="auto" w:after="180"/>
+      </w:pPr>
+      <w:r>
+        <w:rPr>
+          <w:b w:val="0"/>
+        </w:rPr>
+        <w:t xml:space="preserve">Compute </w:t>
+      </w:r>
+      <w:r>
+        <w:rPr>
+          <w:b/>
+        </w:rPr>
+        <w:t>accuracy</w:t>
+      </w:r>
+      <w:r>
+        <w:rPr>
+          <w:b w:val="0"/>
+        </w:rPr>
+        <w:t xml:space="preserve"> and state the </w:t>
+      </w:r>
+      <w:r>
+        <w:rPr>
+          <w:b/>
+        </w:rPr>
+        <w:t>denominator</w:t>
+      </w:r>
+      <w:r>
+        <w:rPr>
+          <w:b w:val="0"/>
+        </w:rPr>
+        <w:t>.</w:t>
       </w:r>
     </w:p>
     <w:p>
@@ -4167,8 +6435,26 @@
       </w:r>
     </w:p>
     <w:p>
-      <w:r>
-        <w:t>9/12=3/4=75%. Count all scored cases, including errors.</w:t>
+      <w:pPr>
+        <w:spacing w:line="336" w:lineRule="auto" w:after="180"/>
+      </w:pPr>
+      <w:r>
+        <w:rPr>
+          <w:b w:val="0"/>
+        </w:rPr>
+        <w:t xml:space="preserve">9/12=3/4=75%. </w:t>
+      </w:r>
+      <w:r>
+        <w:rPr>
+          <w:b/>
+        </w:rPr>
+        <w:t>Count</w:t>
+      </w:r>
+      <w:r>
+        <w:rPr>
+          <w:b w:val="0"/>
+        </w:rPr>
+        <w:t xml:space="preserve"> all scored cases, including errors.</w:t>
       </w:r>
     </w:p>
     <w:p>
@@ -4180,7 +6466,14 @@
       </w:r>
     </w:p>
     <w:p>
-      <w:r>
+      <w:pPr>
+        <w:spacing w:line="336" w:lineRule="auto" w:after="180"/>
+        <w:shd w:fill="F5F1FB"/>
+      </w:pPr>
+      <w:r>
+        <w:rPr>
+          <w:b w:val="0"/>
+        </w:rPr>
         <w:t>Which detail supports the answer, and why does it matter?</w:t>
       </w:r>
     </w:p>
@@ -4292,18 +6585,72 @@
       </w:tr>
     </w:tbl>
     <w:p>
-      <w:r>
+      <w:pPr>
+        <w:spacing w:line="336" w:lineRule="auto" w:after="180"/>
+      </w:pPr>
+      <w:r>
+        <w:rPr>
+          <w:b w:val="0"/>
+        </w:rPr>
         <w:t>Nine of twelve held-out classifications are correct.</w:t>
       </w:r>
     </w:p>
     <w:p>
-      <w:r>
-        <w:t>Compute accuracy and state the denominator.</w:t>
-      </w:r>
-    </w:p>
-    <w:p>
-      <w:r>
-        <w:t>9/12=3/4=75%. Count all scored cases, including errors.</w:t>
+      <w:pPr>
+        <w:spacing w:line="336" w:lineRule="auto" w:after="180"/>
+      </w:pPr>
+      <w:r>
+        <w:rPr>
+          <w:b w:val="0"/>
+        </w:rPr>
+        <w:t xml:space="preserve">Compute </w:t>
+      </w:r>
+      <w:r>
+        <w:rPr>
+          <w:b/>
+        </w:rPr>
+        <w:t>accuracy</w:t>
+      </w:r>
+      <w:r>
+        <w:rPr>
+          <w:b w:val="0"/>
+        </w:rPr>
+        <w:t xml:space="preserve"> and state the </w:t>
+      </w:r>
+      <w:r>
+        <w:rPr>
+          <w:b/>
+        </w:rPr>
+        <w:t>denominator</w:t>
+      </w:r>
+      <w:r>
+        <w:rPr>
+          <w:b w:val="0"/>
+        </w:rPr>
+        <w:t>.</w:t>
+      </w:r>
+    </w:p>
+    <w:p>
+      <w:pPr>
+        <w:spacing w:line="336" w:lineRule="auto" w:after="180"/>
+      </w:pPr>
+      <w:r>
+        <w:rPr>
+          <w:b w:val="0"/>
+        </w:rPr>
+        <w:t xml:space="preserve">9/12=3/4=75%. </w:t>
+      </w:r>
+      <w:r>
+        <w:rPr>
+          <w:b/>
+        </w:rPr>
+        <w:t>Count</w:t>
+      </w:r>
+      <w:r>
+        <w:rPr>
+          <w:b w:val="0"/>
+        </w:rPr>
+        <w:t xml:space="preserve"> all scored cases, including errors.</w:t>
       </w:r>
     </w:p>
     <w:p>
@@ -4315,6 +6662,11 @@
       </w:r>
     </w:p>
     <w:p>
+      <w:r>
+        <w:t>Attempt the reserved new case before feedback. Record support; the earlier examples below remain additional practice.</w:t>
+      </w:r>
+    </w:p>
+    <w:p>
       <w:pPr>
         <w:pStyle w:val="Heading3"/>
       </w:pPr>
@@ -4323,8 +6675,72 @@
       </w:r>
     </w:p>
     <w:p>
-      <w:r>
-        <w:t>New training labels have a clear majority. A separate evaluation has 18 clear and 2 blocked records. The always-clear baseline is [[18,0],[2,0]] and candidate is [[15,3],[1,1]], with reference rows and clear then blocked on both axes. Calculate ordinary accuracy, both class fractions and balanced accuracy for each. Give candidate FP and FN, then explain why the metrics do not choose an automatic winner.</w:t>
+      <w:pPr>
+        <w:spacing w:line="336" w:lineRule="auto" w:after="180"/>
+      </w:pPr>
+      <w:r>
+        <w:rPr>
+          <w:b w:val="0"/>
+        </w:rPr>
+        <w:t xml:space="preserve">New </w:t>
+      </w:r>
+      <w:r>
+        <w:rPr>
+          <w:b/>
+        </w:rPr>
+        <w:t>training</w:t>
+      </w:r>
+      <w:r>
+        <w:rPr>
+          <w:b w:val="0"/>
+        </w:rPr>
+        <w:t xml:space="preserve"> labels have a clear majority. A separate evaluation has 18 clear and 2 blocked records.</w:t>
+      </w:r>
+    </w:p>
+    <w:p>
+      <w:pPr>
+        <w:spacing w:line="336" w:lineRule="auto" w:after="180"/>
+      </w:pPr>
+      <w:r>
+        <w:rPr>
+          <w:b w:val="0"/>
+        </w:rPr>
+        <w:t xml:space="preserve">The always-clear baseline is [[18,0],[2,0]] and candidate is [[15,3],[1,1]], with reference rows and clear then blocked on both axes. Calculate ordinary </w:t>
+      </w:r>
+      <w:r>
+        <w:rPr>
+          <w:b/>
+        </w:rPr>
+        <w:t>accuracy</w:t>
+      </w:r>
+      <w:r>
+        <w:rPr>
+          <w:b w:val="0"/>
+        </w:rPr>
+        <w:t xml:space="preserve">, both class fractions and </w:t>
+      </w:r>
+      <w:r>
+        <w:rPr>
+          <w:b/>
+        </w:rPr>
+        <w:t>balanced accuracy</w:t>
+      </w:r>
+      <w:r>
+        <w:rPr>
+          <w:b w:val="0"/>
+        </w:rPr>
+        <w:t xml:space="preserve"> for each.</w:t>
+      </w:r>
+    </w:p>
+    <w:p>
+      <w:pPr>
+        <w:spacing w:line="336" w:lineRule="auto" w:after="180"/>
+      </w:pPr>
+      <w:r>
+        <w:rPr>
+          <w:b w:val="0"/>
+        </w:rPr>
+        <w:t>Give candidate FP and FN, then explain why the metrics do not choose an automatic winner.</w:t>
       </w:r>
     </w:p>
     <w:p>
@@ -4371,7 +6787,13 @@
       </w:r>
     </w:p>
     <w:p>
-      <w:r>
+      <w:pPr>
+        <w:spacing w:line="336" w:lineRule="auto" w:after="180"/>
+      </w:pPr>
+      <w:r>
+        <w:rPr>
+          <w:b w:val="0"/>
+        </w:rPr>
         <w:t>Attempt this case before feedback. Record any help. Earlier examples below are further practice; a case already practised with feedback cannot establish fresh transfer.</w:t>
       </w:r>
     </w:p>
@@ -4384,18 +6806,42 @@
       </w:r>
     </w:p>
     <w:p>
-      <w:r>
+      <w:pPr>
+        <w:spacing w:line="336" w:lineRule="auto" w:after="180"/>
+      </w:pPr>
+      <w:r>
+        <w:rPr>
+          <w:b w:val="0"/>
+        </w:rPr>
         <w:t>Close the worked explanation. Apply the idea to this different question without copying.</w:t>
       </w:r>
     </w:p>
     <w:p>
-      <w:r>
+      <w:pPr>
+        <w:spacing w:line="336" w:lineRule="auto" w:after="180"/>
+      </w:pPr>
+      <w:r>
+        <w:rPr>
+          <w:b w:val="0"/>
+        </w:rPr>
         <w:t>A classifier gets 9 of 12 cases right. Another gets 8 of 10 right. Calculate both accuracies and identify the larger fraction.</w:t>
       </w:r>
     </w:p>
     <w:p>
-      <w:r>
-        <w:t>My answer, with a trace, calculation or supporting evidence</w:t>
+      <w:pPr>
+        <w:spacing w:line="336" w:lineRule="auto" w:after="180"/>
+      </w:pPr>
+      <w:r>
+        <w:rPr>
+          <w:b w:val="0"/>
+        </w:rPr>
+        <w:t xml:space="preserve">My answer, with a trace, calculation or supporting </w:t>
+      </w:r>
+      <w:r>
+        <w:rPr>
+          <w:b/>
+        </w:rPr>
+        <w:t>evidence</w:t>
       </w:r>
     </w:p>
     <w:p>
@@ -4440,13 +6886,37 @@
       </w:r>
     </w:p>
     <w:p>
-      <w:r>
+      <w:pPr>
+        <w:spacing w:line="336" w:lineRule="auto" w:after="180"/>
+      </w:pPr>
+      <w:r>
+        <w:rPr>
+          <w:b w:val="0"/>
+        </w:rPr>
         <w:t>Change one relevant detail. Predict the result before testing. Include a boundary or missing-information case when it helps reveal a limit.</w:t>
       </w:r>
     </w:p>
     <w:p>
-      <w:r>
-        <w:t>My changed input and expected result</w:t>
+      <w:pPr>
+        <w:spacing w:line="336" w:lineRule="auto" w:after="180"/>
+      </w:pPr>
+      <w:r>
+        <w:rPr>
+          <w:b w:val="0"/>
+        </w:rPr>
+        <w:t xml:space="preserve">My changed </w:t>
+      </w:r>
+      <w:r>
+        <w:rPr>
+          <w:b/>
+        </w:rPr>
+        <w:t>input</w:t>
+      </w:r>
+      <w:r>
+        <w:rPr>
+          <w:b w:val="0"/>
+        </w:rPr>
+        <w:t xml:space="preserve"> and expected result</w:t>
       </w:r>
     </w:p>
     <w:p>
@@ -4491,13 +6961,49 @@
       </w:r>
     </w:p>
     <w:p>
-      <w:r>
-        <w:t>Report correct recommendations / all test users, alongside the raw test count.</w:t>
-      </w:r>
-    </w:p>
-    <w:p>
-      <w:r>
-        <w:t>The evidence I will keep</w:t>
+      <w:pPr>
+        <w:spacing w:line="336" w:lineRule="auto" w:after="180"/>
+      </w:pPr>
+      <w:r>
+        <w:rPr>
+          <w:b w:val="0"/>
+        </w:rPr>
+        <w:t xml:space="preserve">Report correct recommendations / all test users, alongside the raw test </w:t>
+      </w:r>
+      <w:r>
+        <w:rPr>
+          <w:b/>
+        </w:rPr>
+        <w:t>count</w:t>
+      </w:r>
+      <w:r>
+        <w:rPr>
+          <w:b w:val="0"/>
+        </w:rPr>
+        <w:t>.</w:t>
+      </w:r>
+    </w:p>
+    <w:p>
+      <w:pPr>
+        <w:spacing w:line="336" w:lineRule="auto" w:after="180"/>
+      </w:pPr>
+      <w:r>
+        <w:rPr>
+          <w:b w:val="0"/>
+        </w:rPr>
+        <w:t xml:space="preserve">The </w:t>
+      </w:r>
+      <w:r>
+        <w:rPr>
+          <w:b/>
+        </w:rPr>
+        <w:t>evidence</w:t>
+      </w:r>
+      <w:r>
+        <w:rPr>
+          <w:b w:val="0"/>
+        </w:rPr>
+        <w:t xml:space="preserve"> I will keep</w:t>
       </w:r>
     </w:p>
     <w:p>
@@ -4534,8 +7040,26 @@
       </w:r>
     </w:p>
     <w:p>
-      <w:r>
-        <w:t>Your teacher has the independent answer and scoring criteria. Complete the matching workbook week to keep your practice evidence together.</w:t>
+      <w:pPr>
+        <w:spacing w:line="336" w:lineRule="auto" w:after="180"/>
+      </w:pPr>
+      <w:r>
+        <w:rPr>
+          <w:b w:val="0"/>
+        </w:rPr>
+        <w:t xml:space="preserve">Your teacher has the independent answer and scoring criteria. Complete the matching workbook week to keep your practice </w:t>
+      </w:r>
+      <w:r>
+        <w:rPr>
+          <w:b/>
+        </w:rPr>
+        <w:t>evidence</w:t>
+      </w:r>
+      <w:r>
+        <w:rPr>
+          <w:b w:val="0"/>
+        </w:rPr>
+        <w:t xml:space="preserve"> together.</w:t>
       </w:r>
     </w:p>
     <w:p>
@@ -4547,8 +7071,27 @@
       </w:r>
     </w:p>
     <w:p>
-      <w:r>
-        <w:t>Class A gets 8/10 cases right and class B gets 18/30 right. Compute each rate and the combined rate. Why is averaging the two percentages misleading here?</w:t>
+      <w:pPr>
+        <w:spacing w:line="336" w:lineRule="auto" w:after="180"/>
+        <w:shd w:fill="F5F1FB"/>
+      </w:pPr>
+      <w:r>
+        <w:rPr>
+          <w:b w:val="0"/>
+        </w:rPr>
+        <w:t xml:space="preserve">Class A gets 8/10 cases right and class B gets 18/30 right. Compute each rate and the combined rate. Why is averaging the two </w:t>
+      </w:r>
+      <w:r>
+        <w:rPr>
+          <w:b/>
+        </w:rPr>
+        <w:t>percentage</w:t>
+      </w:r>
+      <w:r>
+        <w:rPr>
+          <w:b w:val="0"/>
+        </w:rPr>
+        <w:t>s misleading here?</w:t>
       </w:r>
     </w:p>
     <w:p>
@@ -4603,8 +7146,25 @@
       </w:r>
     </w:p>
     <w:p>
-      <w:r>
-        <w:t>Attempt the independent case before hints. Record whether you worked alone, used a hint or followed a model. After feedback, fix the first unsupported step and explain why it changed. A later check uses a changed case, not a copied answer.</w:t>
+      <w:pPr>
+        <w:spacing w:line="336" w:lineRule="auto" w:after="180"/>
+      </w:pPr>
+      <w:r>
+        <w:rPr>
+          <w:b w:val="0"/>
+        </w:rPr>
+        <w:t>Attempt the independent case before hints. Record whether you worked alone, used a hint or followed a model. After feedback, fix the first unsupported step and explain why it changed.</w:t>
+      </w:r>
+    </w:p>
+    <w:p>
+      <w:pPr>
+        <w:spacing w:line="336" w:lineRule="auto" w:after="180"/>
+      </w:pPr>
+      <w:r>
+        <w:rPr>
+          <w:b w:val="0"/>
+        </w:rPr>
+        <w:t>A later check uses a changed case, not a copied answer.</w:t>
       </w:r>
     </w:p>
     <w:p>
@@ -4617,6 +7177,17 @@
     </w:p>
     <w:p>
       <w:r>
+        <w:t>Use this map to navigate Accuracy as a Fraction, connect the goals to tasks and keep one evidence record for each attempt.</w:t>
+      </w:r>
+    </w:p>
+    <w:p>
+      <w:pPr>
+        <w:spacing w:line="336" w:lineRule="auto" w:after="180"/>
+      </w:pPr>
+      <w:r>
+        <w:rPr>
+          <w:b w:val="0"/>
+        </w:rPr>
         <w:t>Start with this question: A fictional shelf classifier predicts repair needed or not needed.</w:t>
       </w:r>
     </w:p>
@@ -4723,13 +7294,61 @@
       </w:tr>
     </w:tbl>
     <w:p>
-      <w:r>
-        <w:t>Remember → watch and explain → try with help → investigate → try independently → keep project evidence. Your teacher may spread this lesson across several classes.</w:t>
-      </w:r>
-    </w:p>
-    <w:p>
-      <w:r>
-        <w:t>Keep your first prediction. Compare it with what the evidence shows and explain any change.</w:t>
+      <w:pPr>
+        <w:spacing w:line="336" w:lineRule="auto" w:after="180"/>
+      </w:pPr>
+      <w:r>
+        <w:rPr>
+          <w:b w:val="0"/>
+        </w:rPr>
+        <w:t xml:space="preserve">Remember → watch and explain → try with help → investigate → try independently → keep project </w:t>
+      </w:r>
+      <w:r>
+        <w:rPr>
+          <w:b/>
+        </w:rPr>
+        <w:t>evidence</w:t>
+      </w:r>
+      <w:r>
+        <w:rPr>
+          <w:b w:val="0"/>
+        </w:rPr>
+        <w:t>. Your teacher may spread this lesson across several classes.</w:t>
+      </w:r>
+    </w:p>
+    <w:p>
+      <w:pPr>
+        <w:spacing w:line="336" w:lineRule="auto" w:after="180"/>
+      </w:pPr>
+      <w:r>
+        <w:rPr>
+          <w:b w:val="0"/>
+        </w:rPr>
+        <w:t xml:space="preserve">Keep your first </w:t>
+      </w:r>
+      <w:r>
+        <w:rPr>
+          <w:b/>
+        </w:rPr>
+        <w:t>prediction</w:t>
+      </w:r>
+      <w:r>
+        <w:rPr>
+          <w:b w:val="0"/>
+        </w:rPr>
+        <w:t xml:space="preserve">. Compare it with what the </w:t>
+      </w:r>
+      <w:r>
+        <w:rPr>
+          <w:b/>
+        </w:rPr>
+        <w:t>evidence</w:t>
+      </w:r>
+      <w:r>
+        <w:rPr>
+          <w:b w:val="0"/>
+        </w:rPr>
+        <w:t xml:space="preserve"> shows and explain any change.</w:t>
       </w:r>
     </w:p>
     <w:p>
@@ -4742,7 +7361,30 @@
     </w:p>
     <w:p>
       <w:r>
-        <w:t>Close your notes. Explain this goal in your own words: Explain why overall accuracy can hide failure on a less common class</w:t>
+        <w:t>Explain Accuracy as a Fraction without notes, identify a remaining question and plan a later check with a changed case.</w:t>
+      </w:r>
+    </w:p>
+    <w:p>
+      <w:pPr>
+        <w:spacing w:line="336" w:lineRule="auto" w:after="180"/>
+      </w:pPr>
+      <w:r>
+        <w:rPr>
+          <w:b w:val="0"/>
+        </w:rPr>
+        <w:t xml:space="preserve">Close your notes. Explain this goal in your own words: Explain why overall </w:t>
+      </w:r>
+      <w:r>
+        <w:rPr>
+          <w:b/>
+        </w:rPr>
+        <w:t>accuracy</w:t>
+      </w:r>
+      <w:r>
+        <w:rPr>
+          <w:b w:val="0"/>
+        </w:rPr>
+        <w:t xml:space="preserve"> can hide failure on a less common class</w:t>
       </w:r>
     </w:p>
     <w:p>
@@ -4779,13 +7421,61 @@
       </w:r>
     </w:p>
     <w:p>
-      <w:r>
-        <w:t>If you are unsure, return to the worked picture and explain one arrow. If you are ready, change an input or assumption and justify your prediction.</w:t>
-      </w:r>
-    </w:p>
-    <w:p>
-      <w:r>
-        <w:t>Save your workbook evidence. At the next review, try a different case before opening your old answer.</w:t>
+      <w:pPr>
+        <w:spacing w:line="336" w:lineRule="auto" w:after="180"/>
+      </w:pPr>
+      <w:r>
+        <w:rPr>
+          <w:b w:val="0"/>
+        </w:rPr>
+        <w:t xml:space="preserve">If you are unsure, return to the worked picture and explain one arrow. If you are ready, change an </w:t>
+      </w:r>
+      <w:r>
+        <w:rPr>
+          <w:b/>
+        </w:rPr>
+        <w:t>input</w:t>
+      </w:r>
+      <w:r>
+        <w:rPr>
+          <w:b w:val="0"/>
+        </w:rPr>
+        <w:t xml:space="preserve"> or assumption and justify your </w:t>
+      </w:r>
+      <w:r>
+        <w:rPr>
+          <w:b/>
+        </w:rPr>
+        <w:t>prediction</w:t>
+      </w:r>
+      <w:r>
+        <w:rPr>
+          <w:b w:val="0"/>
+        </w:rPr>
+        <w:t>.</w:t>
+      </w:r>
+    </w:p>
+    <w:p>
+      <w:pPr>
+        <w:spacing w:line="336" w:lineRule="auto" w:after="180"/>
+      </w:pPr>
+      <w:r>
+        <w:rPr>
+          <w:b w:val="0"/>
+        </w:rPr>
+        <w:t xml:space="preserve">Save your workbook </w:t>
+      </w:r>
+      <w:r>
+        <w:rPr>
+          <w:b/>
+        </w:rPr>
+        <w:t>evidence</w:t>
+      </w:r>
+      <w:r>
+        <w:rPr>
+          <w:b w:val="0"/>
+        </w:rPr>
+        <w:t>. At the next review, try a different case before opening your old answer.</w:t>
       </w:r>
     </w:p>
     <w:p>
@@ -4798,11 +7488,28 @@
     </w:p>
     <w:p>
       <w:r>
+        <w:t>Attempt supported questions before using hints or feedback. Review a missing building block, then keep the completed work.</w:t>
+      </w:r>
+    </w:p>
+    <w:p>
+      <w:pPr>
+        <w:spacing w:line="336" w:lineRule="auto" w:after="180"/>
+      </w:pPr>
+      <w:r>
+        <w:rPr>
+          <w:b w:val="0"/>
+        </w:rPr>
         <w:t>Use this supported practice once, in the browser or on paper. Keep the reserved independent assessment for a separate first attempt before teacher feedback.</w:t>
       </w:r>
     </w:p>
     <w:p>
-      <w:r>
+      <w:pPr>
+        <w:spacing w:line="336" w:lineRule="auto" w:after="180"/>
+      </w:pPr>
+      <w:r>
+        <w:rPr>
+          <w:b w:val="0"/>
+        </w:rPr>
         <w:t>A fictional shelf classifier predicts repair needed or not needed.</w:t>
       </w:r>
     </w:p>
@@ -4815,27 +7522,61 @@
       </w:r>
     </w:p>
     <w:p>
-      <w:r>
+      <w:pPr>
+        <w:spacing w:line="336" w:lineRule="auto" w:after="180"/>
+      </w:pPr>
+      <w:r>
+        <w:rPr>
+          <w:b w:val="0"/>
+        </w:rPr>
         <w:t>Which labelled step matches this detail? Candidate also raises two false alarms; discuss both missed repairs and extra checks.</w:t>
       </w:r>
     </w:p>
     <w:p>
-      <w:r>
+      <w:pPr>
+        <w:spacing w:line="336" w:lineRule="auto" w:after="180"/>
+        <w:shd w:fill="F4F9FC"/>
+      </w:pPr>
+      <w:r>
+        <w:rPr>
+          <w:b w:val="0"/>
+        </w:rPr>
         <w:t>1. Reference population</w:t>
       </w:r>
     </w:p>
     <w:p>
-      <w:r>
+      <w:pPr>
+        <w:spacing w:line="336" w:lineRule="auto" w:after="180"/>
+        <w:shd w:fill="F4F9FC"/>
+      </w:pPr>
+      <w:r>
+        <w:rPr>
+          <w:b w:val="0"/>
+        </w:rPr>
         <w:t>2. Compare costs</w:t>
       </w:r>
     </w:p>
     <w:p>
-      <w:r>
+      <w:pPr>
+        <w:spacing w:line="336" w:lineRule="auto" w:after="180"/>
+        <w:shd w:fill="F4F9FC"/>
+      </w:pPr>
+      <w:r>
+        <w:rPr>
+          <w:b w:val="0"/>
+        </w:rPr>
         <w:t>3. Candidate</w:t>
       </w:r>
     </w:p>
     <w:p>
-      <w:r>
+      <w:pPr>
+        <w:spacing w:line="336" w:lineRule="auto" w:after="180"/>
+        <w:shd w:fill="F4F9FC"/>
+      </w:pPr>
+      <w:r>
+        <w:rPr>
+          <w:b w:val="0"/>
+        </w:rPr>
         <w:t>4. Baseline</w:t>
       </w:r>
     </w:p>
@@ -4873,41 +7614,179 @@
       </w:r>
     </w:p>
     <w:p>
-      <w:r>
+      <w:pPr>
+        <w:pStyle w:val="Heading3"/>
+      </w:pPr>
+      <w:r>
+        <w:t>Hint · try first</w:t>
+      </w:r>
+    </w:p>
+    <w:p>
+      <w:pPr>
+        <w:spacing w:line="336" w:lineRule="auto" w:after="180"/>
+        <w:shd w:fill="F1F6F8"/>
+      </w:pPr>
+      <w:r>
+        <w:rPr>
+          <w:b w:val="0"/>
+        </w:rPr>
         <w:t>Hint if needed: Read the steps in the pictorial case. Match the supplied detail to the stage that performs or records it.</w:t>
       </w:r>
     </w:p>
     <w:p>
-      <w:r>
-        <w:t>After your attempt, compare with the supported explanation: Compare costs Candidate also raises two false alarms; discuss both missed repairs and extra checks. A majority-class baseline can look accurate while missing every positive case. The candidate improves overall agreement and repair detection in this table, but false alarms still matter. Use the same cases, denominators and positive-class definition for both. Do not infer that a single metric identifies the best policy for every library.</w:t>
-      </w:r>
-    </w:p>
-    <w:p>
       <w:pPr>
         <w:pStyle w:val="Heading3"/>
       </w:pPr>
       <w:r>
+        <w:t>Feedback · compare after trying</w:t>
+      </w:r>
+    </w:p>
+    <w:p>
+      <w:pPr>
+        <w:spacing w:line="336" w:lineRule="auto" w:after="180"/>
+        <w:shd w:fill="F1F6FC"/>
+      </w:pPr>
+      <w:r>
+        <w:rPr>
+          <w:b w:val="0"/>
+        </w:rPr>
+        <w:t>After your attempt, compare with the supported explanation: Compare costs Candidate also raises two false alarms; discuss both missed repairs and extra checks.</w:t>
+      </w:r>
+    </w:p>
+    <w:p>
+      <w:pPr>
+        <w:spacing w:line="336" w:lineRule="auto" w:after="180"/>
+        <w:shd w:fill="F1F6FC"/>
+      </w:pPr>
+      <w:r>
+        <w:rPr>
+          <w:b w:val="0"/>
+        </w:rPr>
+        <w:t>A majority-class baseline can look accurate while missing every positive case. The candidate improves overall agreement and repair detection in this table, but false alarms still matter.</w:t>
+      </w:r>
+    </w:p>
+    <w:p>
+      <w:pPr>
+        <w:spacing w:line="336" w:lineRule="auto" w:after="180"/>
+        <w:shd w:fill="F1F6FC"/>
+      </w:pPr>
+      <w:r>
+        <w:rPr>
+          <w:b w:val="0"/>
+        </w:rPr>
+        <w:t xml:space="preserve">Use the same cases, </w:t>
+      </w:r>
+      <w:r>
+        <w:rPr>
+          <w:b/>
+        </w:rPr>
+        <w:t>denominator</w:t>
+      </w:r>
+      <w:r>
+        <w:rPr>
+          <w:b w:val="0"/>
+        </w:rPr>
+        <w:t>s and positive-class definition for both. Do not infer that a single metric identifies the best policy for every library.</w:t>
+      </w:r>
+    </w:p>
+    <w:p>
+      <w:pPr>
+        <w:pStyle w:val="Heading3"/>
+      </w:pPr>
+      <w:r>
         <w:t>Practice 2: explain the deciding evidence</w:t>
       </w:r>
     </w:p>
     <w:p>
-      <w:r>
+      <w:pPr>
+        <w:pStyle w:val="Heading3"/>
+      </w:pPr>
+      <w:r>
+        <w:t>Changed case · predict first</w:t>
+      </w:r>
+    </w:p>
+    <w:p>
+      <w:pPr>
+        <w:spacing w:line="336" w:lineRule="auto" w:after="180"/>
+        <w:shd w:fill="F5F1FB"/>
+      </w:pPr>
+      <w:r>
+        <w:rPr>
+          <w:b w:val="0"/>
+        </w:rPr>
         <w:t>Changed-case practice: A candidate instead marks every book repair needed. Which conclusion is supported by the supplied facts?</w:t>
       </w:r>
     </w:p>
     <w:p>
-      <w:r>
-        <w:t>1. We can decide the result without examining the changed input or the procedure.</w:t>
-      </w:r>
-    </w:p>
-    <w:p>
-      <w:r>
-        <w:t>2. This one example guarantees correct results for every future input.</w:t>
-      </w:r>
-    </w:p>
-    <w:p>
-      <w:r>
-        <w:t>3. Recall is 4/4=100%, but accuracy is only 4/20=20%.</w:t>
+      <w:pPr>
+        <w:spacing w:line="336" w:lineRule="auto" w:after="180"/>
+        <w:shd w:fill="F4F9FC"/>
+      </w:pPr>
+      <w:r>
+        <w:rPr>
+          <w:b w:val="0"/>
+        </w:rPr>
+        <w:t xml:space="preserve">1. We can decide the result without examining the changed </w:t>
+      </w:r>
+      <w:r>
+        <w:rPr>
+          <w:b/>
+        </w:rPr>
+        <w:t>input</w:t>
+      </w:r>
+      <w:r>
+        <w:rPr>
+          <w:b w:val="0"/>
+        </w:rPr>
+        <w:t xml:space="preserve"> or the procedure.</w:t>
+      </w:r>
+    </w:p>
+    <w:p>
+      <w:pPr>
+        <w:spacing w:line="336" w:lineRule="auto" w:after="180"/>
+        <w:shd w:fill="F4F9FC"/>
+      </w:pPr>
+      <w:r>
+        <w:rPr>
+          <w:b w:val="0"/>
+        </w:rPr>
+        <w:t xml:space="preserve">2. This one example guarantees correct results for every future </w:t>
+      </w:r>
+      <w:r>
+        <w:rPr>
+          <w:b/>
+        </w:rPr>
+        <w:t>input</w:t>
+      </w:r>
+      <w:r>
+        <w:rPr>
+          <w:b w:val="0"/>
+        </w:rPr>
+        <w:t>.</w:t>
+      </w:r>
+    </w:p>
+    <w:p>
+      <w:pPr>
+        <w:spacing w:line="336" w:lineRule="auto" w:after="180"/>
+        <w:shd w:fill="F4F9FC"/>
+      </w:pPr>
+      <w:r>
+        <w:rPr>
+          <w:b w:val="0"/>
+        </w:rPr>
+        <w:t xml:space="preserve">3. Recall is 4/4=100%, but </w:t>
+      </w:r>
+      <w:r>
+        <w:rPr>
+          <w:b/>
+        </w:rPr>
+        <w:t>accuracy</w:t>
+      </w:r>
+      <w:r>
+        <w:rPr>
+          <w:b w:val="0"/>
+        </w:rPr>
+        <w:t xml:space="preserve"> is only 4/20=20%.</w:t>
       </w:r>
     </w:p>
     <w:p>
@@ -4944,36 +7823,165 @@
       </w:r>
     </w:p>
     <w:p>
-      <w:r>
+      <w:pPr>
+        <w:pStyle w:val="Heading3"/>
+      </w:pPr>
+      <w:r>
+        <w:t>Hint · try first</w:t>
+      </w:r>
+    </w:p>
+    <w:p>
+      <w:pPr>
+        <w:spacing w:line="336" w:lineRule="auto" w:after="180"/>
+        <w:shd w:fill="F1F6F8"/>
+      </w:pPr>
+      <w:r>
+        <w:rPr>
+          <w:b w:val="0"/>
+        </w:rPr>
         <w:t>Hint if needed: Use the changed condition and the deciding step in the pictorial trace. The answer must say what follows from those facts.</w:t>
       </w:r>
     </w:p>
     <w:p>
-      <w:r>
-        <w:t>After your attempt, compare with the supported explanation: Recall is 4/4=100%, but accuracy is only 4/20=20%. All 16 not-needed books become false alarms.</w:t>
-      </w:r>
-    </w:p>
-    <w:p>
       <w:pPr>
         <w:pStyle w:val="Heading3"/>
       </w:pPr>
       <w:r>
+        <w:t>Feedback · compare after trying</w:t>
+      </w:r>
+    </w:p>
+    <w:p>
+      <w:pPr>
+        <w:spacing w:line="336" w:lineRule="auto" w:after="180"/>
+        <w:shd w:fill="F1F6FC"/>
+      </w:pPr>
+      <w:r>
+        <w:rPr>
+          <w:b w:val="0"/>
+        </w:rPr>
+        <w:t xml:space="preserve">After your attempt, compare with the supported explanation: Recall is 4/4=100%, but </w:t>
+      </w:r>
+      <w:r>
+        <w:rPr>
+          <w:b/>
+        </w:rPr>
+        <w:t>accuracy</w:t>
+      </w:r>
+      <w:r>
+        <w:rPr>
+          <w:b w:val="0"/>
+        </w:rPr>
+        <w:t xml:space="preserve"> is only 4/20=20%. All 16 not-needed books become false alarms.</w:t>
+      </w:r>
+    </w:p>
+    <w:p>
+      <w:pPr>
+        <w:pStyle w:val="Heading3"/>
+      </w:pPr>
+      <w:r>
         <w:t>Repair a missing building block</w:t>
       </w:r>
     </w:p>
     <w:p>
-      <w:r>
-        <w:t>Review Training and Testing (ai-2/11). Goal: Choose a split unit that matches the intended prediction claim. Short practice: How many distinct books are in each repaired role, and why report that as well as scan counts?. Return to this week and explain what you changed.</w:t>
-      </w:r>
-    </w:p>
-    <w:p>
-      <w:r>
-        <w:t>Review Features and Distractors (ai-2/9). Goal: Choose recorded properties that preserve distinctions needed for a stated task. Short practice: Does this one pair prove the classifier always ignores subject? Explain a narrower claim.. Return to this week and explain what you changed.</w:t>
-      </w:r>
-    </w:p>
-    <w:p>
-      <w:r>
-        <w:t>Review Debugging Strategies (ai-2/6). Goal: Design revealing tests for a function. Short practice: Which test most directly isolates the handling of loose books, and what should it produce?. Return to this week and explain what you changed.</w:t>
+      <w:pPr>
+        <w:spacing w:line="336" w:lineRule="auto" w:after="180"/>
+      </w:pPr>
+      <w:r>
+        <w:rPr>
+          <w:b w:val="0"/>
+        </w:rPr>
+        <w:t xml:space="preserve">Review </w:t>
+      </w:r>
+      <w:r>
+        <w:rPr>
+          <w:b/>
+        </w:rPr>
+        <w:t>Training</w:t>
+      </w:r>
+      <w:r>
+        <w:rPr>
+          <w:b w:val="0"/>
+        </w:rPr>
+        <w:t xml:space="preserve"> and Testing (ai-2/11). Goal: Choose a split unit that matches the intended </w:t>
+      </w:r>
+      <w:r>
+        <w:rPr>
+          <w:b/>
+        </w:rPr>
+        <w:t>prediction</w:t>
+      </w:r>
+      <w:r>
+        <w:rPr>
+          <w:b w:val="0"/>
+        </w:rPr>
+        <w:t xml:space="preserve"> claim. Short practice: How many distinct books are in each repaired role, and why report that as well as scan </w:t>
+      </w:r>
+      <w:r>
+        <w:rPr>
+          <w:b/>
+        </w:rPr>
+        <w:t>count</w:t>
+      </w:r>
+      <w:r>
+        <w:rPr>
+          <w:b w:val="0"/>
+        </w:rPr>
+        <w:t>s?.</w:t>
+      </w:r>
+    </w:p>
+    <w:p>
+      <w:pPr>
+        <w:spacing w:line="336" w:lineRule="auto" w:after="180"/>
+      </w:pPr>
+      <w:r>
+        <w:rPr>
+          <w:b w:val="0"/>
+        </w:rPr>
+        <w:t>Return to this week and explain what you changed.</w:t>
+      </w:r>
+    </w:p>
+    <w:p>
+      <w:pPr>
+        <w:spacing w:line="336" w:lineRule="auto" w:after="180"/>
+      </w:pPr>
+      <w:r>
+        <w:rPr>
+          <w:b w:val="0"/>
+        </w:rPr>
+        <w:t>Review Features and Distractors (ai-2/9). Goal: Choose recorded properties that preserve distinctions needed for a stated task. Short practice: Does this one pair prove the classifier always ignores subject?</w:t>
+      </w:r>
+    </w:p>
+    <w:p>
+      <w:pPr>
+        <w:spacing w:line="336" w:lineRule="auto" w:after="180"/>
+      </w:pPr>
+      <w:r>
+        <w:rPr>
+          <w:b w:val="0"/>
+        </w:rPr>
+        <w:t>Explain a narrower claim.. Return to this week and explain what you changed.</w:t>
+      </w:r>
+    </w:p>
+    <w:p>
+      <w:pPr>
+        <w:spacing w:line="336" w:lineRule="auto" w:after="180"/>
+      </w:pPr>
+      <w:r>
+        <w:rPr>
+          <w:b w:val="0"/>
+        </w:rPr>
+        <w:t>Review Debugging Strategies (ai-2/6). Goal: Design revealing tests for a function. Short practice: Which test most directly isolates the handling of loose books, and what should it produce?.</w:t>
+      </w:r>
+    </w:p>
+    <w:p>
+      <w:pPr>
+        <w:spacing w:line="336" w:lineRule="auto" w:after="180"/>
+      </w:pPr>
+      <w:r>
+        <w:rPr>
+          <w:b w:val="0"/>
+        </w:rPr>
+        <w:t>Return to this week and explain what you changed.</w:t>
       </w:r>
     </w:p>
     <w:p>
@@ -4985,8 +7993,61 @@
       </w:r>
     </w:p>
     <w:p>
-      <w:r>
-        <w:t>The browser lab lets you edit the supported Python examples already included in this lesson. Predict first, run, inspect the actual output or error, change one input, then run again. Keep code, predictions, actual results and a reasoned revision together. On paper, label your result as a trace rather than an execution.</w:t>
+      <w:pPr>
+        <w:spacing w:line="336" w:lineRule="auto" w:after="180"/>
+      </w:pPr>
+      <w:r>
+        <w:rPr>
+          <w:b w:val="0"/>
+        </w:rPr>
+        <w:t xml:space="preserve">The browser lab lets you edit the supported Python examples already included in this lesson. Predict first, run, inspect the actual </w:t>
+      </w:r>
+      <w:r>
+        <w:rPr>
+          <w:b/>
+        </w:rPr>
+        <w:t>output</w:t>
+      </w:r>
+      <w:r>
+        <w:rPr>
+          <w:b w:val="0"/>
+        </w:rPr>
+        <w:t xml:space="preserve"> or error, change one </w:t>
+      </w:r>
+      <w:r>
+        <w:rPr>
+          <w:b/>
+        </w:rPr>
+        <w:t>input</w:t>
+      </w:r>
+      <w:r>
+        <w:rPr>
+          <w:b w:val="0"/>
+        </w:rPr>
+        <w:t>, then run again.</w:t>
+      </w:r>
+    </w:p>
+    <w:p>
+      <w:pPr>
+        <w:spacing w:line="336" w:lineRule="auto" w:after="180"/>
+      </w:pPr>
+      <w:r>
+        <w:rPr>
+          <w:b w:val="0"/>
+        </w:rPr>
+        <w:t xml:space="preserve">Keep code, </w:t>
+      </w:r>
+      <w:r>
+        <w:rPr>
+          <w:b/>
+        </w:rPr>
+        <w:t>prediction</w:t>
+      </w:r>
+      <w:r>
+        <w:rPr>
+          <w:b w:val="0"/>
+        </w:rPr>
+        <w:t>s, actual results and a reasoned revision together. On paper, label your result as a trace rather than an execution.</w:t>
       </w:r>
     </w:p>
     <w:p>
@@ -4998,8 +8059,645 @@
       </w:r>
     </w:p>
     <w:p>
-      <w:r>
-        <w:t>Use Download completed work in the hosted lesson to export your answers, reflections, practice feedback and code-run evidence. Open the HTML copy to read or print it. Drafts stay in this browser when storage is available; clear drafts on a shared device.</w:t>
+      <w:pPr>
+        <w:spacing w:line="336" w:lineRule="auto" w:after="180"/>
+      </w:pPr>
+      <w:r>
+        <w:rPr>
+          <w:b w:val="0"/>
+        </w:rPr>
+        <w:t xml:space="preserve">Use Download completed work in the hosted lesson to export your answers, reflections, practice feedback and code-run </w:t>
+      </w:r>
+      <w:r>
+        <w:rPr>
+          <w:b/>
+        </w:rPr>
+        <w:t>evidence</w:t>
+      </w:r>
+      <w:r>
+        <w:rPr>
+          <w:b w:val="0"/>
+        </w:rPr>
+        <w:t>. Open the HTML copy to read or print it.</w:t>
+      </w:r>
+    </w:p>
+    <w:p>
+      <w:pPr>
+        <w:spacing w:line="336" w:lineRule="auto" w:after="180"/>
+      </w:pPr>
+      <w:r>
+        <w:rPr>
+          <w:b w:val="0"/>
+        </w:rPr>
+        <w:t>Drafts stay in this browser when storage is available; clear drafts on a shared device.</w:t>
+      </w:r>
+    </w:p>
+    <w:p>
+      <w:pPr>
+        <w:pStyle w:val="Heading1"/>
+      </w:pPr>
+      <w:r>
+        <w:t>18. Visual concept journey</w:t>
+      </w:r>
+    </w:p>
+    <w:p>
+      <w:r>
+        <w:t>Explain each Accuracy as a Fraction graphic using its labels, deciding evidence and relevant limitation.</w:t>
+      </w:r>
+    </w:p>
+    <w:p>
+      <w:pPr>
+        <w:pStyle w:val="Heading3"/>
+      </w:pPr>
+      <w:r>
+        <w:t>01. Accuracy as a Fraction: the case</w:t>
+      </w:r>
+    </w:p>
+    <w:p>
+      <w:r>
+        <w:drawing>
+          <wp:inline xmlns:a="http://schemas.openxmlformats.org/drawingml/2006/main" xmlns:pic="http://schemas.openxmlformats.org/drawingml/2006/picture">
+            <wp:extent cx="5486400" cy="2840736"/>
+            <wp:docPr id="23" name="Picture 23" descr="A fictional shelf classifier predicts repair needed or not needed. Supplied facts: Evaluation reference labels: 16 not-needed and 4 needed. Positive class is needed. Always-not-needed baseline is correct on 16. Candidate has TP=3,FN=1,FP=2,TN=14."/>
+            <wp:cNvGraphicFramePr>
+              <a:graphicFrameLocks noChangeAspect="1"/>
+            </wp:cNvGraphicFramePr>
+            <a:graphic>
+              <a:graphicData uri="http://schemas.openxmlformats.org/drawingml/2006/picture">
+                <pic:pic>
+                  <pic:nvPicPr>
+                    <pic:cNvPr id="0" name="academy-story-ai-2-12-01.png"/>
+                    <pic:cNvPicPr/>
+                  </pic:nvPicPr>
+                  <pic:blipFill>
+                    <a:blip r:embed="rId30"/>
+                    <a:stretch>
+                      <a:fillRect/>
+                    </a:stretch>
+                  </pic:blipFill>
+                  <pic:spPr>
+                    <a:xfrm>
+                      <a:off x="0" y="0"/>
+                      <a:ext cx="5486400" cy="2840736"/>
+                    </a:xfrm>
+                    <a:prstGeom prst="rect"/>
+                  </pic:spPr>
+                </pic:pic>
+              </a:graphicData>
+            </a:graphic>
+          </wp:inline>
+        </w:drawing>
+      </w:r>
+    </w:p>
+    <w:p>
+      <w:pPr>
+        <w:spacing w:line="336" w:lineRule="auto" w:after="180"/>
+      </w:pPr>
+      <w:r>
+        <w:rPr>
+          <w:b w:val="0"/>
+        </w:rPr>
+        <w:t>A fictional shelf classifier predicts repair needed or not needed. Supplied facts: Evaluation reference labels: 16 not-needed and 4 needed. Positive class is needed. Always-not-needed baseline is correct on 16.</w:t>
+      </w:r>
+    </w:p>
+    <w:p>
+      <w:pPr>
+        <w:spacing w:line="336" w:lineRule="auto" w:after="180"/>
+      </w:pPr>
+      <w:r>
+        <w:rPr>
+          <w:b w:val="0"/>
+        </w:rPr>
+        <w:t>Candidate has TP=3,FN=1,FP=2,TN=14.</w:t>
+      </w:r>
+    </w:p>
+    <w:p>
+      <w:pPr>
+        <w:spacing w:line="336" w:lineRule="auto" w:after="180"/>
+        <w:shd w:fill="F5F1FB"/>
+      </w:pPr>
+      <w:r>
+        <w:rPr>
+          <w:b w:val="0"/>
+        </w:rPr>
+        <w:t>Point to the given fact that matters most. Explain why it matters.</w:t>
+      </w:r>
+    </w:p>
+    <w:p>
+      <w:pPr>
+        <w:pStyle w:val="Heading3"/>
+      </w:pPr>
+      <w:r>
+        <w:t>02. Follow the deciding steps</w:t>
+      </w:r>
+    </w:p>
+    <w:p>
+      <w:r>
+        <w:drawing>
+          <wp:inline xmlns:a="http://schemas.openxmlformats.org/drawingml/2006/main" xmlns:pic="http://schemas.openxmlformats.org/drawingml/2006/picture">
+            <wp:extent cx="5486400" cy="4160520"/>
+            <wp:docPr id="24" name="Picture 24" descr="Reference population: 20 labelled cases, including four repair-needed books. → Baseline: 16/20=80% accuracy; catches 0/4 needed cases. → Candidate: (3+14)/20=85% accuracy; catches 3/4=75% needed cases. → Compare costs: Candidate also raises two false alarms; discuss both missed repairs and extra checks."/>
+            <wp:cNvGraphicFramePr>
+              <a:graphicFrameLocks noChangeAspect="1"/>
+            </wp:cNvGraphicFramePr>
+            <a:graphic>
+              <a:graphicData uri="http://schemas.openxmlformats.org/drawingml/2006/picture">
+                <pic:pic>
+                  <pic:nvPicPr>
+                    <pic:cNvPr id="0" name="academy-story-ai-2-12-02.png"/>
+                    <pic:cNvPicPr/>
+                  </pic:nvPicPr>
+                  <pic:blipFill>
+                    <a:blip r:embed="rId31"/>
+                    <a:stretch>
+                      <a:fillRect/>
+                    </a:stretch>
+                  </pic:blipFill>
+                  <pic:spPr>
+                    <a:xfrm>
+                      <a:off x="0" y="0"/>
+                      <a:ext cx="5486400" cy="4160520"/>
+                    </a:xfrm>
+                    <a:prstGeom prst="rect"/>
+                  </pic:spPr>
+                </pic:pic>
+              </a:graphicData>
+            </a:graphic>
+          </wp:inline>
+        </w:drawing>
+      </w:r>
+    </w:p>
+    <w:p>
+      <w:pPr>
+        <w:spacing w:line="336" w:lineRule="auto" w:after="180"/>
+      </w:pPr>
+      <w:r>
+        <w:rPr>
+          <w:b w:val="0"/>
+        </w:rPr>
+        <w:t>Reference population: 20 labelled cases, including four repair-needed books. → Baseline: 16/20=</w:t>
+      </w:r>
+      <w:r>
+        <w:rPr>
+          <w:b/>
+        </w:rPr>
+        <w:t>80%</w:t>
+      </w:r>
+      <w:r>
+        <w:rPr>
+          <w:b w:val="0"/>
+        </w:rPr>
+        <w:t xml:space="preserve"> </w:t>
+      </w:r>
+      <w:r>
+        <w:rPr>
+          <w:b/>
+        </w:rPr>
+        <w:t>accuracy</w:t>
+      </w:r>
+      <w:r>
+        <w:rPr>
+          <w:b w:val="0"/>
+        </w:rPr>
+        <w:t xml:space="preserve">; catches 0/4 needed cases. → Candidate: (3+14)/20=85% </w:t>
+      </w:r>
+      <w:r>
+        <w:rPr>
+          <w:b/>
+        </w:rPr>
+        <w:t>accuracy</w:t>
+      </w:r>
+      <w:r>
+        <w:rPr>
+          <w:b w:val="0"/>
+        </w:rPr>
+        <w:t>; catches 3/4=75% needed cases. → Compare costs: Candidate also raises two false alarms; discuss both missed repairs and extra checks.</w:t>
+      </w:r>
+    </w:p>
+    <w:p>
+      <w:pPr>
+        <w:spacing w:line="336" w:lineRule="auto" w:after="180"/>
+        <w:shd w:fill="F5F1FB"/>
+      </w:pPr>
+      <w:r>
+        <w:rPr>
+          <w:b w:val="0"/>
+        </w:rPr>
+        <w:t xml:space="preserve">Point to each numbered stage and explain which recorded </w:t>
+      </w:r>
+      <w:r>
+        <w:rPr>
+          <w:b/>
+        </w:rPr>
+        <w:t>input</w:t>
+      </w:r>
+      <w:r>
+        <w:rPr>
+          <w:b w:val="0"/>
+        </w:rPr>
+        <w:t xml:space="preserve"> it uses.</w:t>
+      </w:r>
+    </w:p>
+    <w:p>
+      <w:pPr>
+        <w:pStyle w:val="Heading3"/>
+      </w:pPr>
+      <w:r>
+        <w:t>03. Accuracy can hide missed repair cases</w:t>
+      </w:r>
+    </w:p>
+    <w:p>
+      <w:r>
+        <w:drawing>
+          <wp:inline xmlns:a="http://schemas.openxmlformats.org/drawingml/2006/main" xmlns:pic="http://schemas.openxmlformats.org/drawingml/2006/picture">
+            <wp:extent cx="5486400" cy="3621024"/>
+            <wp:docPr id="25" name="Picture 25" descr="Accuracy can hide missed repair cases. Units: percent. Baseline accuracy: 80. Baseline repair recall: 0. Candidate accuracy: 85. Candidate repair recall: 75."/>
+            <wp:cNvGraphicFramePr>
+              <a:graphicFrameLocks noChangeAspect="1"/>
+            </wp:cNvGraphicFramePr>
+            <a:graphic>
+              <a:graphicData uri="http://schemas.openxmlformats.org/drawingml/2006/picture">
+                <pic:pic>
+                  <pic:nvPicPr>
+                    <pic:cNvPr id="0" name="academy-story-ai-2-12-03.png"/>
+                    <pic:cNvPicPr/>
+                  </pic:nvPicPr>
+                  <pic:blipFill>
+                    <a:blip r:embed="rId32"/>
+                    <a:stretch>
+                      <a:fillRect/>
+                    </a:stretch>
+                  </pic:blipFill>
+                  <pic:spPr>
+                    <a:xfrm>
+                      <a:off x="0" y="0"/>
+                      <a:ext cx="5486400" cy="3621024"/>
+                    </a:xfrm>
+                    <a:prstGeom prst="rect"/>
+                  </pic:spPr>
+                </pic:pic>
+              </a:graphicData>
+            </a:graphic>
+          </wp:inline>
+        </w:drawing>
+      </w:r>
+    </w:p>
+    <w:p>
+      <w:pPr>
+        <w:spacing w:line="336" w:lineRule="auto" w:after="180"/>
+      </w:pPr>
+      <w:r>
+        <w:rPr>
+          <w:b/>
+        </w:rPr>
+        <w:t>Accuracy</w:t>
+      </w:r>
+      <w:r>
+        <w:rPr>
+          <w:b w:val="0"/>
+        </w:rPr>
+        <w:t xml:space="preserve"> can hide missed repair cases. Units: percent. Baseline </w:t>
+      </w:r>
+      <w:r>
+        <w:rPr>
+          <w:b/>
+        </w:rPr>
+        <w:t>accuracy</w:t>
+      </w:r>
+      <w:r>
+        <w:rPr>
+          <w:b w:val="0"/>
+        </w:rPr>
+        <w:t xml:space="preserve">: 80. Baseline repair recall: 0. Candidate </w:t>
+      </w:r>
+      <w:r>
+        <w:rPr>
+          <w:b/>
+        </w:rPr>
+        <w:t>accuracy</w:t>
+      </w:r>
+      <w:r>
+        <w:rPr>
+          <w:b w:val="0"/>
+        </w:rPr>
+        <w:t>: 85. Candidate repair recall: 75.</w:t>
+      </w:r>
+    </w:p>
+    <w:p>
+      <w:pPr>
+        <w:spacing w:line="336" w:lineRule="auto" w:after="180"/>
+        <w:shd w:fill="F5F1FB"/>
+      </w:pPr>
+      <w:r>
+        <w:rPr>
+          <w:b w:val="0"/>
+        </w:rPr>
+        <w:t>Read the labels and values. Explain the relationship the model shows.</w:t>
+      </w:r>
+    </w:p>
+    <w:p>
+      <w:pPr>
+        <w:pStyle w:val="Heading3"/>
+      </w:pPr>
+      <w:r>
+        <w:t>04. Change one thing. Trace what follows.</w:t>
+      </w:r>
+    </w:p>
+    <w:p>
+      <w:r>
+        <w:drawing>
+          <wp:inline xmlns:a="http://schemas.openxmlformats.org/drawingml/2006/main" xmlns:pic="http://schemas.openxmlformats.org/drawingml/2006/picture">
+            <wp:extent cx="5486400" cy="3041904"/>
+            <wp:docPr id="26" name="Picture 26" descr="Original case: Candidate also raises two false alarms; discuss both missed repairs and extra checks. Changed condition: A candidate instead marks every book repair needed. Expected result: Recall is 4/4=100%, but accuracy is only 4/20=20%. Reason: All 16 not-needed books become false alarms."/>
+            <wp:cNvGraphicFramePr>
+              <a:graphicFrameLocks noChangeAspect="1"/>
+            </wp:cNvGraphicFramePr>
+            <a:graphic>
+              <a:graphicData uri="http://schemas.openxmlformats.org/drawingml/2006/picture">
+                <pic:pic>
+                  <pic:nvPicPr>
+                    <pic:cNvPr id="0" name="academy-story-ai-2-12-04.png"/>
+                    <pic:cNvPicPr/>
+                  </pic:nvPicPr>
+                  <pic:blipFill>
+                    <a:blip r:embed="rId33"/>
+                    <a:stretch>
+                      <a:fillRect/>
+                    </a:stretch>
+                  </pic:blipFill>
+                  <pic:spPr>
+                    <a:xfrm>
+                      <a:off x="0" y="0"/>
+                      <a:ext cx="5486400" cy="3041904"/>
+                    </a:xfrm>
+                    <a:prstGeom prst="rect"/>
+                  </pic:spPr>
+                </pic:pic>
+              </a:graphicData>
+            </a:graphic>
+          </wp:inline>
+        </w:drawing>
+      </w:r>
+    </w:p>
+    <w:p>
+      <w:pPr>
+        <w:spacing w:line="336" w:lineRule="auto" w:after="180"/>
+      </w:pPr>
+      <w:r>
+        <w:rPr>
+          <w:b w:val="0"/>
+        </w:rPr>
+        <w:t>Original case: Candidate also raises two false alarms; discuss both missed repairs and extra checks. Changed condition: A candidate instead marks every book repair needed.</w:t>
+      </w:r>
+    </w:p>
+    <w:p>
+      <w:pPr>
+        <w:spacing w:line="336" w:lineRule="auto" w:after="180"/>
+      </w:pPr>
+      <w:r>
+        <w:rPr>
+          <w:b w:val="0"/>
+        </w:rPr>
+        <w:t xml:space="preserve">Expected result: Recall is 4/4=100%, but </w:t>
+      </w:r>
+      <w:r>
+        <w:rPr>
+          <w:b/>
+        </w:rPr>
+        <w:t>accuracy</w:t>
+      </w:r>
+      <w:r>
+        <w:rPr>
+          <w:b w:val="0"/>
+        </w:rPr>
+        <w:t xml:space="preserve"> is only 4/20=20%. Reason: All 16 not-needed books become false alarms.</w:t>
+      </w:r>
+    </w:p>
+    <w:p>
+      <w:pPr>
+        <w:spacing w:line="336" w:lineRule="auto" w:after="180"/>
+        <w:shd w:fill="F5F1FB"/>
+      </w:pPr>
+      <w:r>
+        <w:rPr>
+          <w:b w:val="0"/>
+        </w:rPr>
+        <w:t>Predict before checking the worked changed-case result. Name what changed and what the supplied facts allow you to conclude.</w:t>
+      </w:r>
+    </w:p>
+    <w:p>
+      <w:pPr>
+        <w:pStyle w:val="Heading3"/>
+      </w:pPr>
+      <w:r>
+        <w:t>05. Connect the explanation to its limit</w:t>
+      </w:r>
+    </w:p>
+    <w:p>
+      <w:r>
+        <w:drawing>
+          <wp:inline xmlns:a="http://schemas.openxmlformats.org/drawingml/2006/main" xmlns:pic="http://schemas.openxmlformats.org/drawingml/2006/picture">
+            <wp:extent cx="5486400" cy="2834640"/>
+            <wp:docPr id="27" name="Picture 27" descr="A majority-class baseline can look accurate while missing every positive case. The candidate improves overall agreement and repair detection in this table, but false alarms still matter. Use the same cases, denominators and positive-class definition for both. Do not infer that a single metric identifies the best policy for every library. Limit: These selected cases do not establish future rates or specify the real cost of each error."/>
+            <wp:cNvGraphicFramePr>
+              <a:graphicFrameLocks noChangeAspect="1"/>
+            </wp:cNvGraphicFramePr>
+            <a:graphic>
+              <a:graphicData uri="http://schemas.openxmlformats.org/drawingml/2006/picture">
+                <pic:pic>
+                  <pic:nvPicPr>
+                    <pic:cNvPr id="0" name="academy-story-ai-2-12-05.png"/>
+                    <pic:cNvPicPr/>
+                  </pic:nvPicPr>
+                  <pic:blipFill>
+                    <a:blip r:embed="rId34"/>
+                    <a:stretch>
+                      <a:fillRect/>
+                    </a:stretch>
+                  </pic:blipFill>
+                  <pic:spPr>
+                    <a:xfrm>
+                      <a:off x="0" y="0"/>
+                      <a:ext cx="5486400" cy="2834640"/>
+                    </a:xfrm>
+                    <a:prstGeom prst="rect"/>
+                  </pic:spPr>
+                </pic:pic>
+              </a:graphicData>
+            </a:graphic>
+          </wp:inline>
+        </w:drawing>
+      </w:r>
+    </w:p>
+    <w:p>
+      <w:pPr>
+        <w:spacing w:line="336" w:lineRule="auto" w:after="180"/>
+      </w:pPr>
+      <w:r>
+        <w:rPr>
+          <w:b w:val="0"/>
+        </w:rPr>
+        <w:t>A majority-class baseline can look accurate while missing every positive case. The candidate improves overall agreement and repair detection in this table, but false alarms still matter.</w:t>
+      </w:r>
+    </w:p>
+    <w:p>
+      <w:pPr>
+        <w:spacing w:line="336" w:lineRule="auto" w:after="180"/>
+      </w:pPr>
+      <w:r>
+        <w:rPr>
+          <w:b w:val="0"/>
+        </w:rPr>
+        <w:t xml:space="preserve">Use the same cases, </w:t>
+      </w:r>
+      <w:r>
+        <w:rPr>
+          <w:b/>
+        </w:rPr>
+        <w:t>denominator</w:t>
+      </w:r>
+      <w:r>
+        <w:rPr>
+          <w:b w:val="0"/>
+        </w:rPr>
+        <w:t>s and positive-class definition for both. Do not infer that a single metric identifies the best policy for every library.</w:t>
+      </w:r>
+    </w:p>
+    <w:p>
+      <w:pPr>
+        <w:spacing w:line="336" w:lineRule="auto" w:after="180"/>
+      </w:pPr>
+      <w:r>
+        <w:rPr>
+          <w:b w:val="0"/>
+        </w:rPr>
+        <w:t>Limit: These selected cases do not establish future rates or specify the real cost of each error.</w:t>
+      </w:r>
+    </w:p>
+    <w:p>
+      <w:pPr>
+        <w:spacing w:line="336" w:lineRule="auto" w:after="180"/>
+        <w:shd w:fill="F5F1FB"/>
+      </w:pPr>
+      <w:r>
+        <w:rPr>
+          <w:b w:val="0"/>
+        </w:rPr>
+        <w:t>Explain the case, then point to a limit on the claim.</w:t>
+      </w:r>
+    </w:p>
+    <w:p>
+      <w:pPr>
+        <w:pStyle w:val="Heading3"/>
+      </w:pPr>
+      <w:r>
+        <w:t>06. Make the idea visible in your project</w:t>
+      </w:r>
+    </w:p>
+    <w:p>
+      <w:r>
+        <w:drawing>
+          <wp:inline xmlns:a="http://schemas.openxmlformats.org/drawingml/2006/main" xmlns:pic="http://schemas.openxmlformats.org/drawingml/2006/picture">
+            <wp:extent cx="5486400" cy="3380232"/>
+            <wp:docPr id="28" name="Picture 28" descr="Compare recommender choices with a simple baseline and report relevant rare-category failures, not only aggregate accuracy. Draw your input, deciding step, result and limit. Supported question: Why is 100% repair detection not sufficient to declare the changed classifier best?"/>
+            <wp:cNvGraphicFramePr>
+              <a:graphicFrameLocks noChangeAspect="1"/>
+            </wp:cNvGraphicFramePr>
+            <a:graphic>
+              <a:graphicData uri="http://schemas.openxmlformats.org/drawingml/2006/picture">
+                <pic:pic>
+                  <pic:nvPicPr>
+                    <pic:cNvPr id="0" name="academy-story-ai-2-12-06.png"/>
+                    <pic:cNvPicPr/>
+                  </pic:nvPicPr>
+                  <pic:blipFill>
+                    <a:blip r:embed="rId35"/>
+                    <a:stretch>
+                      <a:fillRect/>
+                    </a:stretch>
+                  </pic:blipFill>
+                  <pic:spPr>
+                    <a:xfrm>
+                      <a:off x="0" y="0"/>
+                      <a:ext cx="5486400" cy="3380232"/>
+                    </a:xfrm>
+                    <a:prstGeom prst="rect"/>
+                  </pic:spPr>
+                </pic:pic>
+              </a:graphicData>
+            </a:graphic>
+          </wp:inline>
+        </w:drawing>
+      </w:r>
+    </w:p>
+    <w:p>
+      <w:pPr>
+        <w:spacing w:line="336" w:lineRule="auto" w:after="180"/>
+      </w:pPr>
+      <w:r>
+        <w:rPr>
+          <w:b w:val="0"/>
+        </w:rPr>
+        <w:t xml:space="preserve">Compare recommender choices with a simple baseline and report relevant rare-category failures, not only aggregate </w:t>
+      </w:r>
+      <w:r>
+        <w:rPr>
+          <w:b/>
+        </w:rPr>
+        <w:t>accuracy</w:t>
+      </w:r>
+      <w:r>
+        <w:rPr>
+          <w:b w:val="0"/>
+        </w:rPr>
+        <w:t xml:space="preserve">. Draw your </w:t>
+      </w:r>
+      <w:r>
+        <w:rPr>
+          <w:b/>
+        </w:rPr>
+        <w:t>input</w:t>
+      </w:r>
+      <w:r>
+        <w:rPr>
+          <w:b w:val="0"/>
+        </w:rPr>
+        <w:t>, deciding step, result and limit.</w:t>
+      </w:r>
+    </w:p>
+    <w:p>
+      <w:pPr>
+        <w:spacing w:line="336" w:lineRule="auto" w:after="180"/>
+      </w:pPr>
+      <w:r>
+        <w:rPr>
+          <w:b w:val="0"/>
+        </w:rPr>
+        <w:t>Supported question: Why is 100% repair detection not sufficient to declare the changed classifier best?</w:t>
+      </w:r>
+    </w:p>
+    <w:p>
+      <w:pPr>
+        <w:spacing w:line="336" w:lineRule="auto" w:after="180"/>
+        <w:shd w:fill="F5F1FB"/>
+      </w:pPr>
+      <w:r>
+        <w:rPr>
+          <w:b w:val="0"/>
+        </w:rPr>
+        <w:t xml:space="preserve">Draw your project trace and justify the deciding step using </w:t>
+      </w:r>
+      <w:r>
+        <w:rPr>
+          <w:b/>
+        </w:rPr>
+        <w:t>evidence</w:t>
+      </w:r>
+      <w:r>
+        <w:rPr>
+          <w:b w:val="0"/>
+        </w:rPr>
+        <w:t>.</w:t>
       </w:r>
     </w:p>
     <w:sectPr>
